--- a/cd/doc/userGuide/WspolpracaZespoluPlanistow.docx
+++ b/cd/doc/userGuide/WspolpracaZespoluPlanistow.docx
@@ -161,7 +161,7 @@
         <w:rPr>
           <w:sz w:val="20"/>
         </w:rPr>
-        <w:t>5</w:t>
+        <w:t>6</w:t>
       </w:r>
       <w:r>
         <w:rPr>
@@ -173,7 +173,7 @@
         <w:rPr>
           <w:sz w:val="20"/>
         </w:rPr>
-        <w:t>06</w:t>
+        <w:t>04</w:t>
       </w:r>
     </w:p>
     <w:tbl>
@@ -387,7 +387,7 @@
         </w:rPr>
         <w:fldChar w:fldCharType="separate"/>
       </w:r>
-      <w:hyperlink w:anchor="_Toc212841089" w:history="1">
+      <w:hyperlink w:anchor="_Toc226851767" w:history="1">
         <w:r>
           <w:rPr>
             <w:rStyle w:val="Hipercze"/>
@@ -395,6 +395,8 @@
           </w:rPr>
           <w:t>1.1 Współpraca kilku planistów</w:t>
         </w:r>
+        <w:bookmarkStart w:id="0" w:name="_GoBack"/>
+        <w:bookmarkEnd w:id="0"/>
         <w:r>
           <w:rPr>
             <w:noProof/>
@@ -414,7 +416,7 @@
             <w:noProof/>
             <w:webHidden/>
           </w:rPr>
-          <w:instrText xml:space="preserve"> PAGEREF _Toc212841089 \h </w:instrText>
+          <w:instrText xml:space="preserve"> PAGEREF _Toc226851767 \h </w:instrText>
         </w:r>
         <w:r>
           <w:rPr>
@@ -460,7 +462,7 @@
           <w:lang w:eastAsia="pl-PL"/>
         </w:rPr>
       </w:pPr>
-      <w:hyperlink w:anchor="_Toc212841090" w:history="1">
+      <w:hyperlink w:anchor="_Toc226851768" w:history="1">
         <w:r>
           <w:rPr>
             <w:rStyle w:val="Hipercze"/>
@@ -504,7 +506,7 @@
             <w:noProof/>
             <w:webHidden/>
           </w:rPr>
-          <w:instrText xml:space="preserve"> PAGEREF _Toc212841090 \h </w:instrText>
+          <w:instrText xml:space="preserve"> PAGEREF _Toc226851768 \h </w:instrText>
         </w:r>
         <w:r>
           <w:rPr>
@@ -550,7 +552,7 @@
           <w:lang w:eastAsia="pl-PL"/>
         </w:rPr>
       </w:pPr>
-      <w:hyperlink w:anchor="_Toc212841091" w:history="1">
+      <w:hyperlink w:anchor="_Toc226851769" w:history="1">
         <w:r>
           <w:rPr>
             <w:rStyle w:val="Hipercze"/>
@@ -594,7 +596,7 @@
             <w:noProof/>
             <w:webHidden/>
           </w:rPr>
-          <w:instrText xml:space="preserve"> PAGEREF _Toc212841091 \h </w:instrText>
+          <w:instrText xml:space="preserve"> PAGEREF _Toc226851769 \h </w:instrText>
         </w:r>
         <w:r>
           <w:rPr>
@@ -640,7 +642,7 @@
           <w:lang w:eastAsia="pl-PL"/>
         </w:rPr>
       </w:pPr>
-      <w:hyperlink w:anchor="_Toc212841092" w:history="1">
+      <w:hyperlink w:anchor="_Toc226851770" w:history="1">
         <w:r>
           <w:rPr>
             <w:rStyle w:val="Hipercze"/>
@@ -684,7 +686,7 @@
             <w:noProof/>
             <w:webHidden/>
           </w:rPr>
-          <w:instrText xml:space="preserve"> PAGEREF _Toc212841092 \h </w:instrText>
+          <w:instrText xml:space="preserve"> PAGEREF _Toc226851770 \h </w:instrText>
         </w:r>
         <w:r>
           <w:rPr>
@@ -730,7 +732,7 @@
           <w:lang w:eastAsia="pl-PL"/>
         </w:rPr>
       </w:pPr>
-      <w:hyperlink w:anchor="_Toc212841093" w:history="1">
+      <w:hyperlink w:anchor="_Toc226851771" w:history="1">
         <w:r>
           <w:rPr>
             <w:rStyle w:val="Hipercze"/>
@@ -774,7 +776,7 @@
             <w:noProof/>
             <w:webHidden/>
           </w:rPr>
-          <w:instrText xml:space="preserve"> PAGEREF _Toc212841093 \h </w:instrText>
+          <w:instrText xml:space="preserve"> PAGEREF _Toc226851771 \h </w:instrText>
         </w:r>
         <w:r>
           <w:rPr>
@@ -820,7 +822,7 @@
           <w:lang w:eastAsia="pl-PL"/>
         </w:rPr>
       </w:pPr>
-      <w:hyperlink w:anchor="_Toc212841094" w:history="1">
+      <w:hyperlink w:anchor="_Toc226851772" w:history="1">
         <w:r>
           <w:rPr>
             <w:rStyle w:val="Hipercze"/>
@@ -843,21 +845,7 @@
             <w:rStyle w:val="Hipercze"/>
             <w:noProof/>
           </w:rPr>
-          <w:t>Uprawnie</w:t>
-        </w:r>
-        <w:r>
-          <w:rPr>
-            <w:rStyle w:val="Hipercze"/>
-            <w:noProof/>
-          </w:rPr>
-          <w:t>n</w:t>
-        </w:r>
-        <w:r>
-          <w:rPr>
-            <w:rStyle w:val="Hipercze"/>
-            <w:noProof/>
-          </w:rPr>
-          <w:t>ia: Widoczność wykładowców, grup i sal</w:t>
+          <w:t>Uprawnienia: Widoczność wykładowców, grup i sal</w:t>
         </w:r>
         <w:r>
           <w:rPr>
@@ -878,7 +866,7 @@
             <w:noProof/>
             <w:webHidden/>
           </w:rPr>
-          <w:instrText xml:space="preserve"> PAGEREF _Toc212841094 \h </w:instrText>
+          <w:instrText xml:space="preserve"> PAGEREF _Toc226851772 \h </w:instrText>
         </w:r>
         <w:r>
           <w:rPr>
@@ -924,7 +912,7 @@
           <w:lang w:eastAsia="pl-PL"/>
         </w:rPr>
       </w:pPr>
-      <w:hyperlink w:anchor="_Toc212841095" w:history="1">
+      <w:hyperlink w:anchor="_Toc226851773" w:history="1">
         <w:r>
           <w:rPr>
             <w:rStyle w:val="Hipercze"/>
@@ -968,7 +956,7 @@
             <w:noProof/>
             <w:webHidden/>
           </w:rPr>
-          <w:instrText xml:space="preserve"> PAGEREF _Toc212841095 \h </w:instrText>
+          <w:instrText xml:space="preserve"> PAGEREF _Toc226851773 \h </w:instrText>
         </w:r>
         <w:r>
           <w:rPr>
@@ -1014,7 +1002,7 @@
           <w:lang w:eastAsia="pl-PL"/>
         </w:rPr>
       </w:pPr>
-      <w:hyperlink w:anchor="_Toc212841096" w:history="1">
+      <w:hyperlink w:anchor="_Toc226851774" w:history="1">
         <w:r>
           <w:rPr>
             <w:rStyle w:val="Hipercze"/>
@@ -1058,7 +1046,7 @@
             <w:noProof/>
             <w:webHidden/>
           </w:rPr>
-          <w:instrText xml:space="preserve"> PAGEREF _Toc212841096 \h </w:instrText>
+          <w:instrText xml:space="preserve"> PAGEREF _Toc226851774 \h </w:instrText>
         </w:r>
         <w:r>
           <w:rPr>
@@ -1104,7 +1092,7 @@
           <w:lang w:eastAsia="pl-PL"/>
         </w:rPr>
       </w:pPr>
-      <w:hyperlink w:anchor="_Toc212841097" w:history="1">
+      <w:hyperlink w:anchor="_Toc226851775" w:history="1">
         <w:r>
           <w:rPr>
             <w:rStyle w:val="Hipercze"/>
@@ -1148,7 +1136,7 @@
             <w:noProof/>
             <w:webHidden/>
           </w:rPr>
-          <w:instrText xml:space="preserve"> PAGEREF _Toc212841097 \h </w:instrText>
+          <w:instrText xml:space="preserve"> PAGEREF _Toc226851775 \h </w:instrText>
         </w:r>
         <w:r>
           <w:rPr>
@@ -1194,7 +1182,7 @@
           <w:lang w:eastAsia="pl-PL"/>
         </w:rPr>
       </w:pPr>
-      <w:hyperlink w:anchor="_Toc212841098" w:history="1">
+      <w:hyperlink w:anchor="_Toc226851776" w:history="1">
         <w:r>
           <w:rPr>
             <w:rStyle w:val="Hipercze"/>
@@ -1238,7 +1226,7 @@
             <w:noProof/>
             <w:webHidden/>
           </w:rPr>
-          <w:instrText xml:space="preserve"> PAGEREF _Toc212841098 \h </w:instrText>
+          <w:instrText xml:space="preserve"> PAGEREF _Toc226851776 \h </w:instrText>
         </w:r>
         <w:r>
           <w:rPr>
@@ -1284,7 +1272,7 @@
           <w:lang w:eastAsia="pl-PL"/>
         </w:rPr>
       </w:pPr>
-      <w:hyperlink w:anchor="_Toc212841099" w:history="1">
+      <w:hyperlink w:anchor="_Toc226851777" w:history="1">
         <w:r>
           <w:rPr>
             <w:rStyle w:val="Hipercze"/>
@@ -1328,7 +1316,7 @@
             <w:noProof/>
             <w:webHidden/>
           </w:rPr>
-          <w:instrText xml:space="preserve"> PAGEREF _Toc212841099 \h </w:instrText>
+          <w:instrText xml:space="preserve"> PAGEREF _Toc226851777 \h </w:instrText>
         </w:r>
         <w:r>
           <w:rPr>
@@ -1374,7 +1362,7 @@
           <w:lang w:eastAsia="pl-PL"/>
         </w:rPr>
       </w:pPr>
-      <w:hyperlink w:anchor="_Toc212841100" w:history="1">
+      <w:hyperlink w:anchor="_Toc226851778" w:history="1">
         <w:r>
           <w:rPr>
             <w:rStyle w:val="Hipercze"/>
@@ -1418,7 +1406,7 @@
             <w:noProof/>
             <w:webHidden/>
           </w:rPr>
-          <w:instrText xml:space="preserve"> PAGEREF _Toc212841100 \h </w:instrText>
+          <w:instrText xml:space="preserve"> PAGEREF _Toc226851778 \h </w:instrText>
         </w:r>
         <w:r>
           <w:rPr>
@@ -1464,13 +1452,103 @@
           <w:lang w:eastAsia="pl-PL"/>
         </w:rPr>
       </w:pPr>
-      <w:hyperlink w:anchor="_Toc212841101" w:history="1">
+      <w:hyperlink w:anchor="_Toc226851779" w:history="1">
         <w:r>
           <w:rPr>
             <w:rStyle w:val="Hipercze"/>
             <w:noProof/>
           </w:rPr>
           <w:t>1.1.7</w:t>
+        </w:r>
+        <w:r>
+          <w:rPr>
+            <w:rFonts w:asciiTheme="minorHAnsi" w:eastAsiaTheme="minorEastAsia" w:hAnsiTheme="minorHAnsi" w:cstheme="minorBidi"/>
+            <w:noProof/>
+            <w:sz w:val="22"/>
+            <w:szCs w:val="22"/>
+            <w:lang w:eastAsia="pl-PL"/>
+          </w:rPr>
+          <w:tab/>
+        </w:r>
+        <w:r>
+          <w:rPr>
+            <w:rStyle w:val="Hipercze"/>
+            <w:noProof/>
+          </w:rPr>
+          <w:t>Akcja systemu w razie braku uprawnień</w:t>
+        </w:r>
+        <w:r>
+          <w:rPr>
+            <w:noProof/>
+            <w:webHidden/>
+          </w:rPr>
+          <w:tab/>
+        </w:r>
+        <w:r>
+          <w:rPr>
+            <w:noProof/>
+            <w:webHidden/>
+          </w:rPr>
+          <w:fldChar w:fldCharType="begin"/>
+        </w:r>
+        <w:r>
+          <w:rPr>
+            <w:noProof/>
+            <w:webHidden/>
+          </w:rPr>
+          <w:instrText xml:space="preserve"> PAGEREF _Toc226851779 \h </w:instrText>
+        </w:r>
+        <w:r>
+          <w:rPr>
+            <w:noProof/>
+            <w:webHidden/>
+          </w:rPr>
+        </w:r>
+        <w:r>
+          <w:rPr>
+            <w:noProof/>
+            <w:webHidden/>
+          </w:rPr>
+          <w:fldChar w:fldCharType="separate"/>
+        </w:r>
+        <w:r>
+          <w:rPr>
+            <w:noProof/>
+            <w:webHidden/>
+          </w:rPr>
+          <w:t>32</w:t>
+        </w:r>
+        <w:r>
+          <w:rPr>
+            <w:noProof/>
+            <w:webHidden/>
+          </w:rPr>
+          <w:fldChar w:fldCharType="end"/>
+        </w:r>
+      </w:hyperlink>
+    </w:p>
+    <w:p>
+      <w:pPr>
+        <w:pStyle w:val="Spistreci3"/>
+        <w:tabs>
+          <w:tab w:val="left" w:pos="1200"/>
+          <w:tab w:val="right" w:leader="dot" w:pos="9062"/>
+        </w:tabs>
+        <w:rPr>
+          <w:rFonts w:asciiTheme="minorHAnsi" w:eastAsiaTheme="minorEastAsia" w:hAnsiTheme="minorHAnsi" w:cstheme="minorBidi"/>
+          <w:noProof/>
+          <w:sz w:val="22"/>
+          <w:szCs w:val="22"/>
+          <w:lang w:eastAsia="pl-PL"/>
+        </w:rPr>
+      </w:pPr>
+      <w:hyperlink w:anchor="_Toc226851780" w:history="1">
+        <w:r>
+          <w:rPr>
+            <w:rStyle w:val="Hipercze"/>
+            <w:noProof/>
+          </w:rPr>
+          <w:t>1.1.8</w:t>
         </w:r>
         <w:r>
           <w:rPr>
@@ -1508,7 +1586,7 @@
             <w:noProof/>
             <w:webHidden/>
           </w:rPr>
-          <w:instrText xml:space="preserve"> PAGEREF _Toc212841101 \h </w:instrText>
+          <w:instrText xml:space="preserve"> PAGEREF _Toc226851780 \h </w:instrText>
         </w:r>
         <w:r>
           <w:rPr>
@@ -1553,7 +1631,7 @@
           <w:lang w:eastAsia="pl-PL"/>
         </w:rPr>
       </w:pPr>
-      <w:hyperlink w:anchor="_Toc212841102" w:history="1">
+      <w:hyperlink w:anchor="_Toc226851781" w:history="1">
         <w:r>
           <w:rPr>
             <w:rStyle w:val="Hipercze"/>
@@ -1580,7 +1658,7 @@
             <w:noProof/>
             <w:webHidden/>
           </w:rPr>
-          <w:instrText xml:space="preserve"> PAGEREF _Toc212841102 \h </w:instrText>
+          <w:instrText xml:space="preserve"> PAGEREF _Toc226851781 \h </w:instrText>
         </w:r>
         <w:r>
           <w:rPr>
@@ -1625,7 +1703,7 @@
           <w:lang w:eastAsia="pl-PL"/>
         </w:rPr>
       </w:pPr>
-      <w:hyperlink w:anchor="_Toc212841103" w:history="1">
+      <w:hyperlink w:anchor="_Toc226851782" w:history="1">
         <w:r>
           <w:rPr>
             <w:rStyle w:val="Hipercze"/>
@@ -1652,7 +1730,7 @@
             <w:noProof/>
             <w:webHidden/>
           </w:rPr>
-          <w:instrText xml:space="preserve"> PAGEREF _Toc212841103 \h </w:instrText>
+          <w:instrText xml:space="preserve"> PAGEREF _Toc226851782 \h </w:instrText>
         </w:r>
         <w:r>
           <w:rPr>
@@ -1698,7 +1776,7 @@
           <w:lang w:eastAsia="pl-PL"/>
         </w:rPr>
       </w:pPr>
-      <w:hyperlink w:anchor="_Toc212841104" w:history="1">
+      <w:hyperlink w:anchor="_Toc226851783" w:history="1">
         <w:r>
           <w:rPr>
             <w:rStyle w:val="Hipercze"/>
@@ -1742,7 +1820,7 @@
             <w:noProof/>
             <w:webHidden/>
           </w:rPr>
-          <w:instrText xml:space="preserve"> PAGEREF _Toc212841104 \h </w:instrText>
+          <w:instrText xml:space="preserve"> PAGEREF _Toc226851783 \h </w:instrText>
         </w:r>
         <w:r>
           <w:rPr>
@@ -1788,7 +1866,7 @@
           <w:lang w:eastAsia="pl-PL"/>
         </w:rPr>
       </w:pPr>
-      <w:hyperlink w:anchor="_Toc212841105" w:history="1">
+      <w:hyperlink w:anchor="_Toc226851784" w:history="1">
         <w:r>
           <w:rPr>
             <w:rStyle w:val="Hipercze"/>
@@ -1832,7 +1910,7 @@
             <w:noProof/>
             <w:webHidden/>
           </w:rPr>
-          <w:instrText xml:space="preserve"> PAGEREF _Toc212841105 \h </w:instrText>
+          <w:instrText xml:space="preserve"> PAGEREF _Toc226851784 \h </w:instrText>
         </w:r>
         <w:r>
           <w:rPr>
@@ -1852,7 +1930,7 @@
             <w:noProof/>
             <w:webHidden/>
           </w:rPr>
-          <w:t>40</w:t>
+          <w:t>39</w:t>
         </w:r>
         <w:r>
           <w:rPr>
@@ -1878,7 +1956,7 @@
           <w:lang w:eastAsia="pl-PL"/>
         </w:rPr>
       </w:pPr>
-      <w:hyperlink w:anchor="_Toc212841106" w:history="1">
+      <w:hyperlink w:anchor="_Toc226851785" w:history="1">
         <w:r>
           <w:rPr>
             <w:rStyle w:val="Hipercze"/>
@@ -1922,7 +2000,7 @@
             <w:noProof/>
             <w:webHidden/>
           </w:rPr>
-          <w:instrText xml:space="preserve"> PAGEREF _Toc212841106 \h </w:instrText>
+          <w:instrText xml:space="preserve"> PAGEREF _Toc226851785 \h </w:instrText>
         </w:r>
         <w:r>
           <w:rPr>
@@ -1976,9 +2054,9 @@
           <w:rFonts w:ascii="Times New Roman" w:hAnsi="Times New Roman" w:cs="Times New Roman"/>
         </w:rPr>
       </w:pPr>
-      <w:bookmarkStart w:id="0" w:name="_Toc503604149"/>
-      <w:bookmarkStart w:id="1" w:name="_Toc101825906"/>
-      <w:bookmarkStart w:id="2" w:name="_Toc212841089"/>
+      <w:bookmarkStart w:id="1" w:name="_Toc503604149"/>
+      <w:bookmarkStart w:id="2" w:name="_Toc101825906"/>
+      <w:bookmarkStart w:id="3" w:name="_Toc226851767"/>
       <w:r>
         <w:rPr>
           <w:rFonts w:ascii="Times New Roman" w:hAnsi="Times New Roman" w:cs="Times New Roman"/>
@@ -1986,9 +2064,9 @@
         <w:lastRenderedPageBreak/>
         <w:t>Współpraca kilku planistów</w:t>
       </w:r>
-      <w:bookmarkEnd w:id="0"/>
       <w:bookmarkEnd w:id="1"/>
       <w:bookmarkEnd w:id="2"/>
+      <w:bookmarkEnd w:id="3"/>
     </w:p>
     <w:p>
       <w:pPr>
@@ -2454,17 +2532,17 @@
           <w:rFonts w:ascii="Times New Roman" w:hAnsi="Times New Roman" w:cs="Times New Roman"/>
         </w:rPr>
       </w:pPr>
-      <w:bookmarkStart w:id="3" w:name="_Toc101825907"/>
-      <w:bookmarkStart w:id="4" w:name="_Toc503604150"/>
-      <w:bookmarkStart w:id="5" w:name="_Toc212841090"/>
+      <w:bookmarkStart w:id="4" w:name="_Toc101825907"/>
+      <w:bookmarkStart w:id="5" w:name="_Toc503604150"/>
+      <w:bookmarkStart w:id="6" w:name="_Toc226851768"/>
       <w:r>
         <w:rPr>
           <w:rFonts w:ascii="Times New Roman" w:hAnsi="Times New Roman" w:cs="Times New Roman"/>
         </w:rPr>
         <w:t>Właściciel zajęcia</w:t>
       </w:r>
-      <w:bookmarkEnd w:id="3"/>
-      <w:bookmarkEnd w:id="5"/>
+      <w:bookmarkEnd w:id="4"/>
+      <w:bookmarkEnd w:id="6"/>
     </w:p>
     <w:p>
       <w:pPr>
@@ -2633,13 +2711,13 @@
         <w:pStyle w:val="Podtytu"/>
         <w:spacing w:after="240"/>
       </w:pPr>
-      <w:bookmarkStart w:id="6" w:name="_Toc503604161"/>
-      <w:bookmarkStart w:id="7" w:name="_Toc101825915"/>
+      <w:bookmarkStart w:id="7" w:name="_Toc503604161"/>
+      <w:bookmarkStart w:id="8" w:name="_Toc101825915"/>
       <w:r>
         <w:t>Kilku właścicieli zajęcia</w:t>
       </w:r>
-      <w:bookmarkEnd w:id="6"/>
       <w:bookmarkEnd w:id="7"/>
+      <w:bookmarkEnd w:id="8"/>
     </w:p>
     <w:p>
       <w:pPr>
@@ -2797,8 +2875,8 @@
       <w:pPr>
         <w:pStyle w:val="Nagwek3"/>
       </w:pPr>
-      <w:bookmarkStart w:id="8" w:name="_Toc101825908"/>
-      <w:bookmarkStart w:id="9" w:name="_Toc212841091"/>
+      <w:bookmarkStart w:id="9" w:name="_Toc101825908"/>
+      <w:bookmarkStart w:id="10" w:name="_Toc226851769"/>
       <w:r>
         <w:t xml:space="preserve">Właściciele przedmiotów, wykładowców, grup, </w:t>
       </w:r>
@@ -2810,7 +2888,7 @@
       <w:r>
         <w:t xml:space="preserve"> i form zajęć</w:t>
       </w:r>
-      <w:bookmarkEnd w:id="9"/>
+      <w:bookmarkEnd w:id="10"/>
     </w:p>
     <w:p>
       <w:r>
@@ -3377,7 +3455,7 @@
           <w:rFonts w:ascii="Times New Roman" w:hAnsi="Times New Roman" w:cs="Times New Roman"/>
         </w:rPr>
       </w:pPr>
-      <w:bookmarkStart w:id="10" w:name="_Toc212841092"/>
+      <w:bookmarkStart w:id="11" w:name="_Toc226851770"/>
       <w:r>
         <w:rPr>
           <w:rFonts w:ascii="Times New Roman" w:hAnsi="Times New Roman" w:cs="Times New Roman"/>
@@ -3385,9 +3463,9 @@
         <w:lastRenderedPageBreak/>
         <w:t>Zarządzanie kontami planistów</w:t>
       </w:r>
-      <w:bookmarkEnd w:id="4"/>
-      <w:bookmarkEnd w:id="8"/>
-      <w:bookmarkEnd w:id="10"/>
+      <w:bookmarkEnd w:id="5"/>
+      <w:bookmarkEnd w:id="9"/>
+      <w:bookmarkEnd w:id="11"/>
     </w:p>
     <w:p>
       <w:pPr>
@@ -3446,6 +3524,10 @@
         <w:jc w:val="center"/>
       </w:pPr>
       <w:r>
+        <w:rPr>
+          <w:noProof/>
+          <w:lang w:eastAsia="pl-PL"/>
+        </w:rPr>
         <w:drawing>
           <wp:inline distT="0" distB="0" distL="0" distR="0" wp14:anchorId="071F8112" wp14:editId="687B5A94">
             <wp:extent cx="4450229" cy="3332231"/>
@@ -3527,10 +3609,10 @@
       </w:pPr>
       <w:r>
         <w:drawing>
-          <wp:inline distT="0" distB="0" distL="0" distR="0" wp14:anchorId="6AB89522" wp14:editId="54071F5E">
-            <wp:extent cx="5760720" cy="1362705"/>
-            <wp:effectExtent l="0" t="0" r="0" b="9525"/>
-            <wp:docPr id="11" name="Obraz 11"/>
+          <wp:inline distT="0" distB="0" distL="0" distR="0" wp14:anchorId="12A44C81" wp14:editId="3624A798">
+            <wp:extent cx="5760720" cy="1387203"/>
+            <wp:effectExtent l="0" t="0" r="0" b="3810"/>
+            <wp:docPr id="5" name="Obraz 5"/>
             <wp:cNvGraphicFramePr>
               <a:graphicFrameLocks xmlns:a="http://schemas.openxmlformats.org/drawingml/2006/main" noChangeAspect="1"/>
             </wp:cNvGraphicFramePr>
@@ -3550,7 +3632,7 @@
                   <pic:spPr>
                     <a:xfrm>
                       <a:off x="0" y="0"/>
-                      <a:ext cx="5760720" cy="1362705"/>
+                      <a:ext cx="5760720" cy="1387203"/>
                     </a:xfrm>
                     <a:prstGeom prst="rect">
                       <a:avLst/>
@@ -3565,15 +3647,6 @@
     </w:p>
     <w:p>
       <w:pPr>
-        <w:pStyle w:val="StylLegendaWyrwnanydorodka3"/>
-        <w:spacing w:line="276" w:lineRule="auto"/>
-      </w:pPr>
-      <w:r>
-        <w:t>Nowy planista</w:t>
-      </w:r>
-    </w:p>
-    <w:p>
-      <w:pPr>
         <w:spacing w:line="276" w:lineRule="auto"/>
         <w:jc w:val="both"/>
       </w:pPr>
@@ -3681,7 +3754,6 @@
         <w:rPr>
           <w:b/>
         </w:rPr>
-        <w:lastRenderedPageBreak/>
         <w:t>Kolor</w:t>
       </w:r>
       <w:r>
@@ -3698,6 +3770,7 @@
         <w:jc w:val="both"/>
       </w:pPr>
       <w:r>
+        <w:lastRenderedPageBreak/>
         <w:t xml:space="preserve">Opcjonalnie: </w:t>
       </w:r>
       <w:r>
@@ -4781,7 +4854,25 @@
           <w:sz w:val="24"/>
           <w:szCs w:val="24"/>
         </w:rPr>
-        <w:t xml:space="preserve">Wstawienie / Edycja. </w:t>
+        <w:t>Uruchamianie okna I</w:t>
+      </w:r>
+      <w:r>
+        <w:rPr>
+          <w:rFonts w:ascii="Times New Roman" w:hAnsi="Times New Roman"/>
+          <w:b/>
+          <w:sz w:val="24"/>
+          <w:szCs w:val="24"/>
+        </w:rPr>
+        <w:t>ntegracja:</w:t>
+      </w:r>
+      <w:r>
+        <w:rPr>
+          <w:rFonts w:ascii="Times New Roman" w:hAnsi="Times New Roman"/>
+          <w:b/>
+          <w:sz w:val="24"/>
+          <w:szCs w:val="24"/>
+        </w:rPr>
+        <w:t xml:space="preserve"> </w:t>
       </w:r>
       <w:r>
         <w:rPr>
@@ -4789,6 +4880,70 @@
           <w:sz w:val="24"/>
           <w:szCs w:val="24"/>
         </w:rPr>
+        <w:t>Udostępnienie/</w:t>
+      </w:r>
+      <w:r>
+        <w:t>zablokowanie użytkownikom uruchamianie okna integracja.</w:t>
+      </w:r>
+      <w:r>
+        <w:t xml:space="preserve"> </w:t>
+      </w:r>
+      <w:r>
+        <w:t xml:space="preserve">Nazwa </w:t>
+      </w:r>
+      <w:r>
+        <w:t xml:space="preserve">API: </w:t>
+      </w:r>
+      <w:r>
+        <w:t>CAN_RUN_INTEGRATION</w:t>
+      </w:r>
+    </w:p>
+    <w:p>
+      <w:pPr>
+        <w:pStyle w:val="Akapitzlist"/>
+        <w:numPr>
+          <w:ilvl w:val="0"/>
+          <w:numId w:val="2"/>
+        </w:numPr>
+        <w:jc w:val="both"/>
+        <w:rPr>
+          <w:rFonts w:ascii="Times New Roman" w:hAnsi="Times New Roman"/>
+          <w:b/>
+          <w:sz w:val="24"/>
+          <w:szCs w:val="24"/>
+        </w:rPr>
+      </w:pPr>
+    </w:p>
+    <w:p>
+      <w:pPr>
+        <w:pStyle w:val="Akapitzlist"/>
+        <w:numPr>
+          <w:ilvl w:val="0"/>
+          <w:numId w:val="2"/>
+        </w:numPr>
+        <w:jc w:val="both"/>
+        <w:rPr>
+          <w:rFonts w:ascii="Times New Roman" w:hAnsi="Times New Roman"/>
+          <w:b/>
+          <w:sz w:val="24"/>
+          <w:szCs w:val="24"/>
+        </w:rPr>
+      </w:pPr>
+      <w:r>
+        <w:rPr>
+          <w:rFonts w:ascii="Times New Roman" w:hAnsi="Times New Roman"/>
+          <w:b/>
+          <w:sz w:val="24"/>
+          <w:szCs w:val="24"/>
+        </w:rPr>
+        <w:t xml:space="preserve">Wstawienie / Edycja. </w:t>
+      </w:r>
+      <w:r>
+        <w:rPr>
+          <w:rFonts w:ascii="Times New Roman" w:hAnsi="Times New Roman"/>
+          <w:sz w:val="24"/>
+          <w:szCs w:val="24"/>
+        </w:rPr>
         <w:t>Uprawnienia do wstawiania / edycji zajęć.</w:t>
       </w:r>
     </w:p>
@@ -4796,16 +4951,16 @@
       <w:pPr>
         <w:pStyle w:val="Podtytu"/>
       </w:pPr>
-      <w:bookmarkStart w:id="11" w:name="_Toc503604162"/>
-      <w:bookmarkStart w:id="12" w:name="_Toc101825916"/>
+      <w:bookmarkStart w:id="12" w:name="_Toc503604162"/>
+      <w:bookmarkStart w:id="13" w:name="_Toc101825916"/>
       <w:r>
         <w:t>U</w:t>
       </w:r>
       <w:r>
         <w:t xml:space="preserve">prawnienia </w:t>
       </w:r>
-      <w:bookmarkEnd w:id="11"/>
       <w:bookmarkEnd w:id="12"/>
+      <w:bookmarkEnd w:id="13"/>
       <w:r>
         <w:t>do wstawiania, kasowania, edycji</w:t>
       </w:r>
@@ -5060,6 +5215,7 @@
         <w:jc w:val="both"/>
       </w:pPr>
       <w:r>
+        <w:lastRenderedPageBreak/>
         <w:t>Proces planowania wygląda wówczas następująco:</w:t>
       </w:r>
     </w:p>
@@ -5091,7 +5247,6 @@
           <w:szCs w:val="24"/>
           <w:lang w:eastAsia="pl-PL"/>
         </w:rPr>
-        <w:lastRenderedPageBreak/>
         <w:t>Planista wydziału Cybernetyki dodaje zajęcia, podając wszystkie informacje oprócz wykładowców.</w:t>
       </w:r>
     </w:p>
@@ -5632,13 +5787,13 @@
       <w:pPr>
         <w:pStyle w:val="Nagwek3"/>
       </w:pPr>
-      <w:bookmarkStart w:id="13" w:name="_Toc201965903"/>
-      <w:bookmarkStart w:id="14" w:name="_Toc212841093"/>
+      <w:bookmarkStart w:id="14" w:name="_Toc201965903"/>
+      <w:bookmarkStart w:id="15" w:name="_Toc226851771"/>
       <w:r>
         <w:t>Resetowanie hasła użytkownika</w:t>
       </w:r>
-      <w:bookmarkEnd w:id="13"/>
       <w:bookmarkEnd w:id="14"/>
+      <w:bookmarkEnd w:id="15"/>
     </w:p>
     <w:p>
       <w:r>
@@ -5777,7 +5932,7 @@
           <w:rFonts w:ascii="Times New Roman" w:hAnsi="Times New Roman" w:cs="Times New Roman"/>
         </w:rPr>
       </w:pPr>
-      <w:bookmarkStart w:id="15" w:name="_Toc212841094"/>
+      <w:bookmarkStart w:id="16" w:name="_Toc226851772"/>
       <w:r>
         <w:rPr>
           <w:rFonts w:ascii="Times New Roman" w:hAnsi="Times New Roman" w:cs="Times New Roman"/>
@@ -5797,7 +5952,7 @@
         </w:rPr>
         <w:t>sal</w:t>
       </w:r>
-      <w:bookmarkEnd w:id="15"/>
+      <w:bookmarkEnd w:id="16"/>
       <w:proofErr w:type="spellEnd"/>
     </w:p>
     <w:p>
@@ -5873,7 +6028,7 @@
         <w:t>Po uruchomieniu okna po prostu wpisz fragment szukanej nazwy</w:t>
       </w:r>
       <w:r>
-        <w:t>; zaleca się także wybranie jednostki organizacyjnej, co znacznie przyspieszy wyszukiwanie</w:t>
+        <w:t>; zaleca się także wybranie jednostki organizacyjnej, co przyspieszy wyszukiwanie</w:t>
       </w:r>
       <w:r>
         <w:t>:</w:t>
@@ -5888,10 +6043,10 @@
       <w:r>
         <w:lastRenderedPageBreak/>
         <w:drawing>
-          <wp:inline distT="0" distB="0" distL="0" distR="0" wp14:anchorId="7D156248" wp14:editId="1F5BB9E7">
-            <wp:extent cx="5760720" cy="1232253"/>
-            <wp:effectExtent l="0" t="0" r="0" b="6350"/>
-            <wp:docPr id="10" name="Obraz 10"/>
+          <wp:inline distT="0" distB="0" distL="0" distR="0" wp14:anchorId="4F993C0C" wp14:editId="2441B15B">
+            <wp:extent cx="5760720" cy="1411701"/>
+            <wp:effectExtent l="0" t="0" r="0" b="0"/>
+            <wp:docPr id="4" name="Obraz 4"/>
             <wp:cNvGraphicFramePr>
               <a:graphicFrameLocks xmlns:a="http://schemas.openxmlformats.org/drawingml/2006/main" noChangeAspect="1"/>
             </wp:cNvGraphicFramePr>
@@ -5911,7 +6066,7 @@
                   <pic:spPr>
                     <a:xfrm>
                       <a:off x="0" y="0"/>
-                      <a:ext cx="5760720" cy="1232253"/>
+                      <a:ext cx="5760720" cy="1411701"/>
                     </a:xfrm>
                     <a:prstGeom prst="rect">
                       <a:avLst/>
@@ -6176,39 +6331,15 @@
     </w:p>
     <w:p>
       <w:pPr>
-        <w:spacing w:line="276" w:lineRule="auto"/>
-        <w:jc w:val="both"/>
-      </w:pPr>
-      <w:r>
-        <w:t xml:space="preserve">Użytkownik posiadający uprawnienia administracyjne widzi uprawnienia wszystkich innych planistów pracujących w programie </w:t>
-      </w:r>
-      <w:r>
-        <w:rPr>
-          <w:i/>
-        </w:rPr>
-        <w:t xml:space="preserve">Plansoft.org </w:t>
-      </w:r>
-      <w:r>
-        <w:t>i może te uprawnienia modyfikować.</w:t>
-      </w:r>
-    </w:p>
-    <w:p>
-      <w:pPr>
-        <w:spacing w:line="276" w:lineRule="auto"/>
-        <w:jc w:val="both"/>
-      </w:pPr>
-    </w:p>
-    <w:p>
-      <w:pPr>
         <w:pStyle w:val="Nagwek4"/>
       </w:pPr>
-      <w:bookmarkStart w:id="16" w:name="_Toc503604160"/>
-      <w:bookmarkStart w:id="17" w:name="_Toc101825914"/>
+      <w:bookmarkStart w:id="17" w:name="_Toc503604160"/>
+      <w:bookmarkStart w:id="18" w:name="_Toc101825914"/>
       <w:r>
         <w:t xml:space="preserve">Co to </w:t>
       </w:r>
-      <w:bookmarkEnd w:id="16"/>
       <w:bookmarkEnd w:id="17"/>
+      <w:bookmarkEnd w:id="18"/>
       <w:r>
         <w:t>jest autoryzacja?</w:t>
       </w:r>
@@ -6315,6 +6446,10 @@
         <w:jc w:val="center"/>
       </w:pPr>
       <w:r>
+        <w:rPr>
+          <w:noProof/>
+          <w:lang w:eastAsia="pl-PL"/>
+        </w:rPr>
         <w:lastRenderedPageBreak/>
         <w:drawing>
           <wp:inline distT="0" distB="0" distL="0" distR="0" wp14:anchorId="33E6D721" wp14:editId="389EDFFF">
@@ -6485,6 +6620,10 @@
         <w:jc w:val="center"/>
       </w:pPr>
       <w:r>
+        <w:rPr>
+          <w:noProof/>
+          <w:lang w:eastAsia="pl-PL"/>
+        </w:rPr>
         <w:lastRenderedPageBreak/>
         <w:drawing>
           <wp:inline distT="0" distB="0" distL="0" distR="0" wp14:anchorId="7FFE35BD" wp14:editId="566096EF">
@@ -6860,7 +6999,7 @@
         <w:pStyle w:val="Nagwek4"/>
         <w:spacing w:line="276" w:lineRule="auto"/>
       </w:pPr>
-      <w:bookmarkStart w:id="18" w:name="_Toc503604156"/>
+      <w:bookmarkStart w:id="19" w:name="_Toc503604156"/>
       <w:r>
         <w:t>Zarządzanie dostępem do autoryzacji</w:t>
       </w:r>
@@ -6939,13 +7078,13 @@
       <w:pPr>
         <w:pStyle w:val="Nagwek4"/>
       </w:pPr>
-      <w:bookmarkStart w:id="19" w:name="_Toc503604157"/>
-      <w:bookmarkStart w:id="20" w:name="_Toc101825913"/>
+      <w:bookmarkStart w:id="20" w:name="_Toc503604157"/>
+      <w:bookmarkStart w:id="21" w:name="_Toc101825913"/>
       <w:r>
         <w:t>Transfer danych</w:t>
       </w:r>
-      <w:bookmarkEnd w:id="19"/>
       <w:bookmarkEnd w:id="20"/>
+      <w:bookmarkEnd w:id="21"/>
     </w:p>
     <w:p>
       <w:pPr>
@@ -7105,7 +7244,7 @@
       </w:r>
     </w:p>
     <w:p>
-      <w:bookmarkStart w:id="21" w:name="_Toc503604158"/>
+      <w:bookmarkStart w:id="22" w:name="_Toc503604158"/>
       <w:r>
         <w:rPr>
           <w:rFonts w:ascii="Calibri" w:eastAsia="Calibri" w:hAnsi="Calibri"/>
@@ -7115,7 +7254,7 @@
         </w:rPr>
         <w:t>Aby uruchomić transferu danych</w:t>
       </w:r>
-      <w:bookmarkEnd w:id="21"/>
+      <w:bookmarkEnd w:id="22"/>
       <w:r>
         <w:rPr>
           <w:rFonts w:ascii="Calibri" w:eastAsia="Calibri" w:hAnsi="Calibri"/>
@@ -7201,6 +7340,10 @@
         <w:jc w:val="center"/>
       </w:pPr>
       <w:r>
+        <w:rPr>
+          <w:noProof/>
+          <w:lang w:eastAsia="pl-PL"/>
+        </w:rPr>
         <w:drawing>
           <wp:inline distT="0" distB="0" distL="0" distR="0" wp14:anchorId="076D374B" wp14:editId="03EEE8A7">
             <wp:extent cx="3763896" cy="2715723"/>
@@ -7438,7 +7581,7 @@
       <w:r>
         <w:t>Ręczne / automatyczne odświeżanie zawartości okna</w:t>
       </w:r>
-      <w:bookmarkEnd w:id="18"/>
+      <w:bookmarkEnd w:id="19"/>
     </w:p>
     <w:p>
       <w:pPr>
@@ -7661,13 +7804,13 @@
         <w:pStyle w:val="Nagwek4"/>
         <w:spacing w:line="276" w:lineRule="auto"/>
       </w:pPr>
-      <w:bookmarkStart w:id="22" w:name="_Toc360921044"/>
-      <w:bookmarkStart w:id="23" w:name="_Toc503604155"/>
+      <w:bookmarkStart w:id="23" w:name="_Toc360921044"/>
+      <w:bookmarkStart w:id="24" w:name="_Toc503604155"/>
       <w:r>
         <w:t>Wyszukiwanie wykładowców wg jednostki organizacyjnej</w:t>
       </w:r>
-      <w:bookmarkEnd w:id="22"/>
       <w:bookmarkEnd w:id="23"/>
+      <w:bookmarkEnd w:id="24"/>
     </w:p>
     <w:p>
       <w:pPr>
@@ -7956,14 +8099,14 @@
           <w:rFonts w:ascii="Times New Roman" w:hAnsi="Times New Roman" w:cs="Times New Roman"/>
         </w:rPr>
       </w:pPr>
-      <w:bookmarkStart w:id="24" w:name="_Toc212841095"/>
+      <w:bookmarkStart w:id="25" w:name="_Toc226851773"/>
       <w:r>
         <w:rPr>
           <w:rFonts w:ascii="Times New Roman" w:hAnsi="Times New Roman" w:cs="Times New Roman"/>
         </w:rPr>
         <w:t>Współdzielenie danych (przycisk Dostęp)</w:t>
       </w:r>
-      <w:bookmarkEnd w:id="24"/>
+      <w:bookmarkEnd w:id="25"/>
     </w:p>
     <w:p>
       <w:pPr>
@@ -8181,7 +8324,6 @@
       <w:pPr>
         <w:spacing w:line="276" w:lineRule="auto"/>
       </w:pPr>
-      <w:bookmarkStart w:id="25" w:name="_GoBack"/>
       <w:r>
         <w:rPr>
           <w:noProof/>
@@ -8224,7 +8366,6 @@
           </wp:inline>
         </w:drawing>
       </w:r>
-      <w:bookmarkEnd w:id="25"/>
     </w:p>
     <w:p>
       <w:pPr>
@@ -8592,7 +8733,7 @@
       </w:pPr>
       <w:bookmarkStart w:id="26" w:name="_Toc503604152"/>
       <w:bookmarkStart w:id="27" w:name="_Toc101825909"/>
-      <w:bookmarkStart w:id="28" w:name="_Toc212841096"/>
+      <w:bookmarkStart w:id="28" w:name="_Toc226851774"/>
       <w:r>
         <w:rPr>
           <w:rFonts w:ascii="Times New Roman" w:hAnsi="Times New Roman" w:cs="Times New Roman"/>
@@ -8858,7 +8999,7 @@
       </w:pPr>
       <w:bookmarkStart w:id="29" w:name="_Toc101825910"/>
       <w:bookmarkStart w:id="30" w:name="_Toc503604153"/>
-      <w:bookmarkStart w:id="31" w:name="_Toc212841097"/>
+      <w:bookmarkStart w:id="31" w:name="_Toc226851775"/>
       <w:r>
         <w:rPr>
           <w:rFonts w:ascii="Times New Roman" w:hAnsi="Times New Roman" w:cs="Times New Roman"/>
@@ -9627,7 +9768,7 @@
       </w:pPr>
       <w:bookmarkStart w:id="33" w:name="_Toc503604163"/>
       <w:bookmarkStart w:id="34" w:name="_Toc101825917"/>
-      <w:bookmarkStart w:id="35" w:name="_Toc212841098"/>
+      <w:bookmarkStart w:id="35" w:name="_Toc226851776"/>
       <w:r>
         <w:rPr>
           <w:rFonts w:ascii="Times New Roman" w:hAnsi="Times New Roman" w:cs="Times New Roman"/>
@@ -10119,7 +10260,7 @@
           <w:rFonts w:ascii="Times New Roman" w:hAnsi="Times New Roman" w:cs="Times New Roman"/>
         </w:rPr>
       </w:pPr>
-      <w:bookmarkStart w:id="36" w:name="_Toc212841099"/>
+      <w:bookmarkStart w:id="36" w:name="_Toc226851777"/>
       <w:r>
         <w:rPr>
           <w:rFonts w:ascii="Times New Roman" w:hAnsi="Times New Roman" w:cs="Times New Roman"/>
@@ -10229,7 +10370,7 @@
           <w:rFonts w:ascii="Times New Roman" w:hAnsi="Times New Roman" w:cs="Times New Roman"/>
         </w:rPr>
       </w:pPr>
-      <w:bookmarkStart w:id="39" w:name="_Toc212841100"/>
+      <w:bookmarkStart w:id="39" w:name="_Toc226851778"/>
       <w:r>
         <w:rPr>
           <w:rFonts w:ascii="Times New Roman" w:hAnsi="Times New Roman" w:cs="Times New Roman"/>
@@ -10405,14 +10546,1095 @@
       </w:pPr>
       <w:bookmarkStart w:id="40" w:name="_Toc367294852"/>
       <w:bookmarkStart w:id="41" w:name="_Toc503604159"/>
-      <w:bookmarkStart w:id="42" w:name="_Toc212841101"/>
+      <w:bookmarkStart w:id="42" w:name="_Toc226851779"/>
       <w:r>
         <w:lastRenderedPageBreak/>
+        <w:t>Akcja systemu w razie braku uprawnień</w:t>
+      </w:r>
+      <w:bookmarkEnd w:id="42"/>
+    </w:p>
+    <w:p>
+      <w:pPr>
+        <w:spacing w:before="100" w:beforeAutospacing="1" w:after="100" w:afterAutospacing="1"/>
+      </w:pPr>
+      <w:r>
+        <w:t>M</w:t>
+      </w:r>
+      <w:r>
+        <w:t>oż</w:t>
+      </w:r>
+      <w:r>
+        <w:t>na</w:t>
+      </w:r>
+      <w:r>
+        <w:t xml:space="preserve"> definiowa</w:t>
+      </w:r>
+      <w:r>
+        <w:t>ć</w:t>
+      </w:r>
+      <w:r>
+        <w:t xml:space="preserve"> </w:t>
+      </w:r>
+      <w:r>
+        <w:t>zachowanie</w:t>
+      </w:r>
+      <w:r>
+        <w:t xml:space="preserve"> systemu pod</w:t>
+      </w:r>
+      <w:r>
+        <w:t xml:space="preserve">czas kasowania/wklejania zajęć, </w:t>
+      </w:r>
+      <w:r>
+        <w:t>gdy planista lub rola nie ma</w:t>
+      </w:r>
+      <w:r>
+        <w:t xml:space="preserve"> uprawnień do przedmiotu, chodzi o zajęcia, które użytkownik może zmieniać, ponieważ jest ich właścicielem, ale wybrał autoryzację, która nie ma dostępu do przedmiotu:</w:t>
+      </w:r>
+    </w:p>
+    <w:p>
+      <w:pPr>
+        <w:pStyle w:val="Akapitzlist"/>
+        <w:numPr>
+          <w:ilvl w:val="0"/>
+          <w:numId w:val="23"/>
+        </w:numPr>
+        <w:spacing w:before="100" w:beforeAutospacing="1" w:after="100" w:afterAutospacing="1"/>
+      </w:pPr>
+      <w:r>
+        <w:t>CONT: Kontynuuj. Najmniej</w:t>
+      </w:r>
+      <w:r>
+        <w:t xml:space="preserve"> restrykcyjny model. (domyślny)</w:t>
+      </w:r>
+    </w:p>
+    <w:p>
+      <w:pPr>
+        <w:pStyle w:val="Akapitzlist"/>
+        <w:numPr>
+          <w:ilvl w:val="0"/>
+          <w:numId w:val="23"/>
+        </w:numPr>
+        <w:spacing w:before="100" w:beforeAutospacing="1" w:after="100" w:afterAutospacing="1"/>
+      </w:pPr>
+      <w:r>
+        <w:t>SKIP: Pom</w:t>
+      </w:r>
+      <w:r>
+        <w:t xml:space="preserve">iń i kontynuuj. Pośredni model. Model SKIP przydaje się, gdy NIE chcemy, aby planista miał możliwość sklonowania zajęcia innego planisty z przedmiotem, do którego nie ma dostępu  </w:t>
+      </w:r>
+    </w:p>
+    <w:p>
+      <w:pPr>
+        <w:pStyle w:val="Akapitzlist"/>
+        <w:numPr>
+          <w:ilvl w:val="0"/>
+          <w:numId w:val="23"/>
+        </w:numPr>
+        <w:spacing w:before="100" w:beforeAutospacing="1" w:after="100" w:afterAutospacing="1"/>
+      </w:pPr>
+      <w:r>
+        <w:t>STOP: Zablokuj zmiany. Najbardziej restrykcyjny model.</w:t>
+      </w:r>
+    </w:p>
+    <w:p>
+      <w:r>
+        <w:t>Parametr ustawiamy z poziomu bazy danych za pomocą tego kodu:</w:t>
+      </w:r>
+    </w:p>
+    <w:tbl>
+      <w:tblPr>
+        <w:tblStyle w:val="Tabela-Siatka"/>
+        <w:tblW w:w="0" w:type="auto"/>
+        <w:tblLook w:val="04A0" w:firstRow="1" w:lastRow="0" w:firstColumn="1" w:lastColumn="0" w:noHBand="0" w:noVBand="1"/>
+      </w:tblPr>
+      <w:tblGrid>
+        <w:gridCol w:w="9288"/>
+      </w:tblGrid>
+      <w:tr>
+        <w:tc>
+          <w:tcPr>
+            <w:tcW w:w="9920" w:type="dxa"/>
+          </w:tcPr>
+          <w:p>
+            <w:pPr>
+              <w:tabs>
+                <w:tab w:val="left" w:pos="916"/>
+                <w:tab w:val="left" w:pos="1832"/>
+                <w:tab w:val="left" w:pos="2748"/>
+                <w:tab w:val="left" w:pos="3664"/>
+                <w:tab w:val="left" w:pos="4580"/>
+                <w:tab w:val="left" w:pos="5496"/>
+                <w:tab w:val="left" w:pos="6412"/>
+                <w:tab w:val="left" w:pos="7328"/>
+                <w:tab w:val="left" w:pos="8244"/>
+                <w:tab w:val="left" w:pos="9160"/>
+                <w:tab w:val="left" w:pos="10076"/>
+                <w:tab w:val="left" w:pos="10992"/>
+                <w:tab w:val="left" w:pos="11908"/>
+                <w:tab w:val="left" w:pos="12824"/>
+                <w:tab w:val="left" w:pos="13740"/>
+                <w:tab w:val="left" w:pos="14656"/>
+              </w:tabs>
+              <w:rPr>
+                <w:rFonts w:ascii="Courier New" w:hAnsi="Courier New" w:cs="Courier New"/>
+                <w:b/>
+                <w:bCs/>
+                <w:color w:val="800080"/>
+                <w:sz w:val="20"/>
+                <w:szCs w:val="20"/>
+              </w:rPr>
+            </w:pPr>
+            <w:r>
+              <w:rPr>
+                <w:rFonts w:ascii="Courier New" w:hAnsi="Courier New" w:cs="Courier New"/>
+                <w:b/>
+                <w:bCs/>
+                <w:color w:val="800080"/>
+                <w:sz w:val="20"/>
+                <w:szCs w:val="20"/>
+              </w:rPr>
+              <w:t>Begin</w:t>
+            </w:r>
+          </w:p>
+          <w:p>
+            <w:pPr>
+              <w:tabs>
+                <w:tab w:val="left" w:pos="916"/>
+                <w:tab w:val="left" w:pos="1832"/>
+                <w:tab w:val="left" w:pos="2748"/>
+                <w:tab w:val="left" w:pos="3664"/>
+                <w:tab w:val="left" w:pos="4580"/>
+                <w:tab w:val="left" w:pos="5496"/>
+                <w:tab w:val="left" w:pos="6412"/>
+                <w:tab w:val="left" w:pos="7328"/>
+                <w:tab w:val="left" w:pos="8244"/>
+                <w:tab w:val="left" w:pos="9160"/>
+                <w:tab w:val="left" w:pos="10076"/>
+                <w:tab w:val="left" w:pos="10992"/>
+                <w:tab w:val="left" w:pos="11908"/>
+                <w:tab w:val="left" w:pos="12824"/>
+                <w:tab w:val="left" w:pos="13740"/>
+                <w:tab w:val="left" w:pos="14656"/>
+              </w:tabs>
+              <w:rPr>
+                <w:rFonts w:ascii="Courier New" w:hAnsi="Courier New" w:cs="Courier New"/>
+                <w:i/>
+                <w:iCs/>
+                <w:color w:val="008000"/>
+                <w:sz w:val="20"/>
+                <w:szCs w:val="20"/>
+              </w:rPr>
+            </w:pPr>
+            <w:r>
+              <w:rPr>
+                <w:rFonts w:ascii="Courier New" w:hAnsi="Courier New" w:cs="Courier New"/>
+                <w:color w:val="000000"/>
+                <w:sz w:val="20"/>
+                <w:szCs w:val="20"/>
+              </w:rPr>
+              <w:t xml:space="preserve"> </w:t>
+            </w:r>
+            <w:r>
+              <w:rPr>
+                <w:rFonts w:ascii="Courier New" w:hAnsi="Courier New" w:cs="Courier New"/>
+                <w:i/>
+                <w:iCs/>
+                <w:color w:val="008000"/>
+                <w:sz w:val="20"/>
+                <w:szCs w:val="20"/>
+              </w:rPr>
+              <w:t xml:space="preserve">-- </w:t>
+            </w:r>
+            <w:r>
+              <w:rPr>
+                <w:rFonts w:ascii="Courier New" w:hAnsi="Courier New" w:cs="Courier New"/>
+                <w:i/>
+                <w:iCs/>
+                <w:color w:val="008000"/>
+                <w:sz w:val="20"/>
+                <w:szCs w:val="20"/>
+              </w:rPr>
+              <w:t>Zachowanie</w:t>
+            </w:r>
+            <w:r>
+              <w:rPr>
+                <w:rFonts w:ascii="Courier New" w:hAnsi="Courier New" w:cs="Courier New"/>
+                <w:i/>
+                <w:iCs/>
+                <w:color w:val="008000"/>
+                <w:sz w:val="20"/>
+                <w:szCs w:val="20"/>
+              </w:rPr>
+              <w:t xml:space="preserve"> system</w:t>
+            </w:r>
+            <w:r>
+              <w:rPr>
+                <w:rFonts w:ascii="Courier New" w:hAnsi="Courier New" w:cs="Courier New"/>
+                <w:i/>
+                <w:iCs/>
+                <w:color w:val="008000"/>
+                <w:sz w:val="20"/>
+                <w:szCs w:val="20"/>
+              </w:rPr>
+              <w:t>u</w:t>
+            </w:r>
+            <w:r>
+              <w:rPr>
+                <w:rFonts w:ascii="Courier New" w:hAnsi="Courier New" w:cs="Courier New"/>
+                <w:i/>
+                <w:iCs/>
+                <w:color w:val="008000"/>
+                <w:sz w:val="20"/>
+                <w:szCs w:val="20"/>
+              </w:rPr>
+              <w:t xml:space="preserve"> podc</w:t>
+            </w:r>
+            <w:r>
+              <w:rPr>
+                <w:rFonts w:ascii="Courier New" w:hAnsi="Courier New" w:cs="Courier New"/>
+                <w:i/>
+                <w:iCs/>
+                <w:color w:val="008000"/>
+                <w:sz w:val="20"/>
+                <w:szCs w:val="20"/>
+              </w:rPr>
+              <w:t xml:space="preserve">zas kasowania/wklejania </w:t>
+            </w:r>
+            <w:proofErr w:type="spellStart"/>
+            <w:r>
+              <w:rPr>
+                <w:rFonts w:ascii="Courier New" w:hAnsi="Courier New" w:cs="Courier New"/>
+                <w:i/>
+                <w:iCs/>
+                <w:color w:val="008000"/>
+                <w:sz w:val="20"/>
+                <w:szCs w:val="20"/>
+              </w:rPr>
+              <w:t>zajecia</w:t>
+            </w:r>
+            <w:proofErr w:type="spellEnd"/>
+            <w:r>
+              <w:rPr>
+                <w:rFonts w:ascii="Courier New" w:hAnsi="Courier New" w:cs="Courier New"/>
+                <w:i/>
+                <w:iCs/>
+                <w:color w:val="008000"/>
+                <w:sz w:val="20"/>
+                <w:szCs w:val="20"/>
+              </w:rPr>
+              <w:t xml:space="preserve">, </w:t>
+            </w:r>
+            <w:r>
+              <w:rPr>
+                <w:rFonts w:ascii="Courier New" w:hAnsi="Courier New" w:cs="Courier New"/>
+                <w:i/>
+                <w:iCs/>
+                <w:color w:val="008000"/>
+                <w:sz w:val="20"/>
+                <w:szCs w:val="20"/>
+              </w:rPr>
+              <w:t xml:space="preserve">gdy planista/rola nie ma </w:t>
+            </w:r>
+            <w:proofErr w:type="spellStart"/>
+            <w:r>
+              <w:rPr>
+                <w:rFonts w:ascii="Courier New" w:hAnsi="Courier New" w:cs="Courier New"/>
+                <w:i/>
+                <w:iCs/>
+                <w:color w:val="008000"/>
+                <w:sz w:val="20"/>
+                <w:szCs w:val="20"/>
+              </w:rPr>
+              <w:t>uprawnien</w:t>
+            </w:r>
+            <w:proofErr w:type="spellEnd"/>
+            <w:r>
+              <w:rPr>
+                <w:rFonts w:ascii="Courier New" w:hAnsi="Courier New" w:cs="Courier New"/>
+                <w:i/>
+                <w:iCs/>
+                <w:color w:val="008000"/>
+                <w:sz w:val="20"/>
+                <w:szCs w:val="20"/>
+              </w:rPr>
+              <w:t xml:space="preserve"> do przedmiotu</w:t>
+            </w:r>
+          </w:p>
+          <w:p>
+            <w:pPr>
+              <w:tabs>
+                <w:tab w:val="left" w:pos="916"/>
+                <w:tab w:val="left" w:pos="1832"/>
+                <w:tab w:val="left" w:pos="2748"/>
+                <w:tab w:val="left" w:pos="3664"/>
+                <w:tab w:val="left" w:pos="4580"/>
+                <w:tab w:val="left" w:pos="5496"/>
+                <w:tab w:val="left" w:pos="6412"/>
+                <w:tab w:val="left" w:pos="7328"/>
+                <w:tab w:val="left" w:pos="8244"/>
+                <w:tab w:val="left" w:pos="9160"/>
+                <w:tab w:val="left" w:pos="10076"/>
+                <w:tab w:val="left" w:pos="10992"/>
+                <w:tab w:val="left" w:pos="11908"/>
+                <w:tab w:val="left" w:pos="12824"/>
+                <w:tab w:val="left" w:pos="13740"/>
+                <w:tab w:val="left" w:pos="14656"/>
+              </w:tabs>
+              <w:rPr>
+                <w:rFonts w:ascii="Courier New" w:hAnsi="Courier New" w:cs="Courier New"/>
+                <w:i/>
+                <w:iCs/>
+                <w:color w:val="008000"/>
+                <w:sz w:val="20"/>
+                <w:szCs w:val="20"/>
+              </w:rPr>
+            </w:pPr>
+            <w:r>
+              <w:rPr>
+                <w:rFonts w:ascii="Courier New" w:hAnsi="Courier New" w:cs="Courier New"/>
+                <w:color w:val="000000"/>
+                <w:sz w:val="20"/>
+                <w:szCs w:val="20"/>
+              </w:rPr>
+              <w:t xml:space="preserve"> </w:t>
+            </w:r>
+            <w:r>
+              <w:rPr>
+                <w:rFonts w:ascii="Courier New" w:hAnsi="Courier New" w:cs="Courier New"/>
+                <w:i/>
+                <w:iCs/>
+                <w:color w:val="008000"/>
+                <w:sz w:val="20"/>
+                <w:szCs w:val="20"/>
+              </w:rPr>
+              <w:t>--CONT : Kontynuuj. Najmniej restrykcyjny model</w:t>
+            </w:r>
+            <w:r>
+              <w:rPr>
+                <w:rFonts w:ascii="Courier New" w:hAnsi="Courier New" w:cs="Courier New"/>
+                <w:i/>
+                <w:iCs/>
+                <w:color w:val="008000"/>
+                <w:sz w:val="20"/>
+                <w:szCs w:val="20"/>
+              </w:rPr>
+              <w:t xml:space="preserve"> - domyślny</w:t>
+            </w:r>
+            <w:r>
+              <w:rPr>
+                <w:rFonts w:ascii="Courier New" w:hAnsi="Courier New" w:cs="Courier New"/>
+                <w:i/>
+                <w:iCs/>
+                <w:color w:val="008000"/>
+                <w:sz w:val="20"/>
+                <w:szCs w:val="20"/>
+              </w:rPr>
+              <w:t xml:space="preserve">. </w:t>
+            </w:r>
+          </w:p>
+          <w:p>
+            <w:pPr>
+              <w:tabs>
+                <w:tab w:val="left" w:pos="916"/>
+                <w:tab w:val="left" w:pos="1832"/>
+                <w:tab w:val="left" w:pos="2748"/>
+                <w:tab w:val="left" w:pos="3664"/>
+                <w:tab w:val="left" w:pos="4580"/>
+                <w:tab w:val="left" w:pos="5496"/>
+                <w:tab w:val="left" w:pos="6412"/>
+                <w:tab w:val="left" w:pos="7328"/>
+                <w:tab w:val="left" w:pos="8244"/>
+                <w:tab w:val="left" w:pos="9160"/>
+                <w:tab w:val="left" w:pos="10076"/>
+                <w:tab w:val="left" w:pos="10992"/>
+                <w:tab w:val="left" w:pos="11908"/>
+                <w:tab w:val="left" w:pos="12824"/>
+                <w:tab w:val="left" w:pos="13740"/>
+                <w:tab w:val="left" w:pos="14656"/>
+              </w:tabs>
+              <w:rPr>
+                <w:rFonts w:ascii="Courier New" w:hAnsi="Courier New" w:cs="Courier New"/>
+                <w:i/>
+                <w:iCs/>
+                <w:color w:val="008000"/>
+                <w:sz w:val="20"/>
+                <w:szCs w:val="20"/>
+              </w:rPr>
+            </w:pPr>
+            <w:r>
+              <w:rPr>
+                <w:rFonts w:ascii="Courier New" w:hAnsi="Courier New" w:cs="Courier New"/>
+                <w:color w:val="000000"/>
+                <w:sz w:val="20"/>
+                <w:szCs w:val="20"/>
+              </w:rPr>
+              <w:t xml:space="preserve"> </w:t>
+            </w:r>
+            <w:r>
+              <w:rPr>
+                <w:rFonts w:ascii="Courier New" w:hAnsi="Courier New" w:cs="Courier New"/>
+                <w:i/>
+                <w:iCs/>
+                <w:color w:val="008000"/>
+                <w:sz w:val="20"/>
+                <w:szCs w:val="20"/>
+              </w:rPr>
+              <w:t xml:space="preserve">--SKIP : </w:t>
+            </w:r>
+            <w:proofErr w:type="spellStart"/>
+            <w:r>
+              <w:rPr>
+                <w:rFonts w:ascii="Courier New" w:hAnsi="Courier New" w:cs="Courier New"/>
+                <w:i/>
+                <w:iCs/>
+                <w:color w:val="008000"/>
+                <w:sz w:val="20"/>
+                <w:szCs w:val="20"/>
+              </w:rPr>
+              <w:t>Pomin</w:t>
+            </w:r>
+            <w:proofErr w:type="spellEnd"/>
+            <w:r>
+              <w:rPr>
+                <w:rFonts w:ascii="Courier New" w:hAnsi="Courier New" w:cs="Courier New"/>
+                <w:i/>
+                <w:iCs/>
+                <w:color w:val="008000"/>
+                <w:sz w:val="20"/>
+                <w:szCs w:val="20"/>
+              </w:rPr>
+              <w:t xml:space="preserve"> i kontynuuj. </w:t>
+            </w:r>
+            <w:proofErr w:type="spellStart"/>
+            <w:r>
+              <w:rPr>
+                <w:rFonts w:ascii="Courier New" w:hAnsi="Courier New" w:cs="Courier New"/>
+                <w:i/>
+                <w:iCs/>
+                <w:color w:val="008000"/>
+                <w:sz w:val="20"/>
+                <w:szCs w:val="20"/>
+              </w:rPr>
+              <w:t>Poredni</w:t>
+            </w:r>
+            <w:proofErr w:type="spellEnd"/>
+            <w:r>
+              <w:rPr>
+                <w:rFonts w:ascii="Courier New" w:hAnsi="Courier New" w:cs="Courier New"/>
+                <w:i/>
+                <w:iCs/>
+                <w:color w:val="008000"/>
+                <w:sz w:val="20"/>
+                <w:szCs w:val="20"/>
+              </w:rPr>
+              <w:t xml:space="preserve"> model. </w:t>
+            </w:r>
+          </w:p>
+          <w:p>
+            <w:pPr>
+              <w:tabs>
+                <w:tab w:val="left" w:pos="916"/>
+                <w:tab w:val="left" w:pos="1832"/>
+                <w:tab w:val="left" w:pos="2748"/>
+                <w:tab w:val="left" w:pos="3664"/>
+                <w:tab w:val="left" w:pos="4580"/>
+                <w:tab w:val="left" w:pos="5496"/>
+                <w:tab w:val="left" w:pos="6412"/>
+                <w:tab w:val="left" w:pos="7328"/>
+                <w:tab w:val="left" w:pos="8244"/>
+                <w:tab w:val="left" w:pos="9160"/>
+                <w:tab w:val="left" w:pos="10076"/>
+                <w:tab w:val="left" w:pos="10992"/>
+                <w:tab w:val="left" w:pos="11908"/>
+                <w:tab w:val="left" w:pos="12824"/>
+                <w:tab w:val="left" w:pos="13740"/>
+                <w:tab w:val="left" w:pos="14656"/>
+              </w:tabs>
+              <w:rPr>
+                <w:rFonts w:ascii="Courier New" w:hAnsi="Courier New" w:cs="Courier New"/>
+                <w:i/>
+                <w:iCs/>
+                <w:color w:val="008000"/>
+                <w:sz w:val="20"/>
+                <w:szCs w:val="20"/>
+              </w:rPr>
+            </w:pPr>
+            <w:r>
+              <w:rPr>
+                <w:rFonts w:ascii="Courier New" w:hAnsi="Courier New" w:cs="Courier New"/>
+                <w:color w:val="000000"/>
+                <w:sz w:val="20"/>
+                <w:szCs w:val="20"/>
+              </w:rPr>
+              <w:t xml:space="preserve"> </w:t>
+            </w:r>
+            <w:r>
+              <w:rPr>
+                <w:rFonts w:ascii="Courier New" w:hAnsi="Courier New" w:cs="Courier New"/>
+                <w:i/>
+                <w:iCs/>
+                <w:color w:val="008000"/>
+                <w:sz w:val="20"/>
+                <w:szCs w:val="20"/>
+              </w:rPr>
+              <w:t>--STOP : Zablokuj zmiany. Najbardziej restrykcyjny model.</w:t>
+            </w:r>
+          </w:p>
+          <w:p>
+            <w:pPr>
+              <w:tabs>
+                <w:tab w:val="left" w:pos="916"/>
+                <w:tab w:val="left" w:pos="1832"/>
+                <w:tab w:val="left" w:pos="2748"/>
+                <w:tab w:val="left" w:pos="3664"/>
+                <w:tab w:val="left" w:pos="4580"/>
+                <w:tab w:val="left" w:pos="5496"/>
+                <w:tab w:val="left" w:pos="6412"/>
+                <w:tab w:val="left" w:pos="7328"/>
+                <w:tab w:val="left" w:pos="8244"/>
+                <w:tab w:val="left" w:pos="9160"/>
+                <w:tab w:val="left" w:pos="10076"/>
+                <w:tab w:val="left" w:pos="10992"/>
+                <w:tab w:val="left" w:pos="11908"/>
+                <w:tab w:val="left" w:pos="12824"/>
+                <w:tab w:val="left" w:pos="13740"/>
+                <w:tab w:val="left" w:pos="14656"/>
+              </w:tabs>
+              <w:rPr>
+                <w:rFonts w:ascii="Courier New" w:hAnsi="Courier New" w:cs="Courier New"/>
+                <w:i/>
+                <w:iCs/>
+                <w:color w:val="008000"/>
+                <w:sz w:val="20"/>
+                <w:szCs w:val="20"/>
+                <w:lang w:val="en-GB"/>
+              </w:rPr>
+            </w:pPr>
+            <w:r>
+              <w:rPr>
+                <w:rFonts w:ascii="Courier New" w:hAnsi="Courier New" w:cs="Courier New"/>
+                <w:i/>
+                <w:iCs/>
+                <w:color w:val="008000"/>
+                <w:sz w:val="20"/>
+                <w:szCs w:val="20"/>
+                <w:lang w:val="en-GB"/>
+              </w:rPr>
+              <w:t xml:space="preserve">--select * from </w:t>
+            </w:r>
+            <w:proofErr w:type="spellStart"/>
+            <w:r>
+              <w:rPr>
+                <w:rFonts w:ascii="Courier New" w:hAnsi="Courier New" w:cs="Courier New"/>
+                <w:i/>
+                <w:iCs/>
+                <w:color w:val="008000"/>
+                <w:sz w:val="20"/>
+                <w:szCs w:val="20"/>
+                <w:lang w:val="en-GB"/>
+              </w:rPr>
+              <w:t>system_parameters</w:t>
+            </w:r>
+            <w:proofErr w:type="spellEnd"/>
+            <w:r>
+              <w:rPr>
+                <w:rFonts w:ascii="Courier New" w:hAnsi="Courier New" w:cs="Courier New"/>
+                <w:i/>
+                <w:iCs/>
+                <w:color w:val="008000"/>
+                <w:sz w:val="20"/>
+                <w:szCs w:val="20"/>
+                <w:lang w:val="en-GB"/>
+              </w:rPr>
+              <w:t xml:space="preserve"> where name='ACTION_ON_NO_PERMISSION'</w:t>
+            </w:r>
+          </w:p>
+          <w:p>
+            <w:pPr>
+              <w:tabs>
+                <w:tab w:val="left" w:pos="916"/>
+                <w:tab w:val="left" w:pos="1832"/>
+                <w:tab w:val="left" w:pos="2748"/>
+                <w:tab w:val="left" w:pos="3664"/>
+                <w:tab w:val="left" w:pos="4580"/>
+                <w:tab w:val="left" w:pos="5496"/>
+                <w:tab w:val="left" w:pos="6412"/>
+                <w:tab w:val="left" w:pos="7328"/>
+                <w:tab w:val="left" w:pos="8244"/>
+                <w:tab w:val="left" w:pos="9160"/>
+                <w:tab w:val="left" w:pos="10076"/>
+                <w:tab w:val="left" w:pos="10992"/>
+                <w:tab w:val="left" w:pos="11908"/>
+                <w:tab w:val="left" w:pos="12824"/>
+                <w:tab w:val="left" w:pos="13740"/>
+                <w:tab w:val="left" w:pos="14656"/>
+              </w:tabs>
+              <w:rPr>
+                <w:rFonts w:ascii="Courier New" w:hAnsi="Courier New" w:cs="Courier New"/>
+                <w:color w:val="000000"/>
+                <w:sz w:val="20"/>
+                <w:szCs w:val="20"/>
+                <w:lang w:val="en-GB"/>
+              </w:rPr>
+            </w:pPr>
+            <w:r>
+              <w:rPr>
+                <w:rFonts w:ascii="Courier New" w:hAnsi="Courier New" w:cs="Courier New"/>
+                <w:color w:val="000000"/>
+                <w:sz w:val="20"/>
+                <w:szCs w:val="20"/>
+                <w:lang w:val="en-GB"/>
+              </w:rPr>
+              <w:t xml:space="preserve"> </w:t>
+            </w:r>
+            <w:r>
+              <w:rPr>
+                <w:rFonts w:ascii="Courier New" w:hAnsi="Courier New" w:cs="Courier New"/>
+                <w:b/>
+                <w:bCs/>
+                <w:color w:val="0000FF"/>
+                <w:sz w:val="20"/>
+                <w:szCs w:val="20"/>
+                <w:lang w:val="en-GB"/>
+              </w:rPr>
+              <w:t>delete</w:t>
+            </w:r>
+            <w:r>
+              <w:rPr>
+                <w:rFonts w:ascii="Courier New" w:hAnsi="Courier New" w:cs="Courier New"/>
+                <w:color w:val="000000"/>
+                <w:sz w:val="20"/>
+                <w:szCs w:val="20"/>
+                <w:lang w:val="en-GB"/>
+              </w:rPr>
+              <w:t xml:space="preserve"> </w:t>
+            </w:r>
+            <w:r>
+              <w:rPr>
+                <w:rFonts w:ascii="Courier New" w:hAnsi="Courier New" w:cs="Courier New"/>
+                <w:b/>
+                <w:bCs/>
+                <w:color w:val="0000FF"/>
+                <w:sz w:val="20"/>
+                <w:szCs w:val="20"/>
+                <w:lang w:val="en-GB"/>
+              </w:rPr>
+              <w:t>from</w:t>
+            </w:r>
+            <w:r>
+              <w:rPr>
+                <w:rFonts w:ascii="Courier New" w:hAnsi="Courier New" w:cs="Courier New"/>
+                <w:color w:val="000000"/>
+                <w:sz w:val="20"/>
+                <w:szCs w:val="20"/>
+                <w:lang w:val="en-GB"/>
+              </w:rPr>
+              <w:t xml:space="preserve"> </w:t>
+            </w:r>
+            <w:proofErr w:type="spellStart"/>
+            <w:r>
+              <w:rPr>
+                <w:rFonts w:ascii="Courier New" w:hAnsi="Courier New" w:cs="Courier New"/>
+                <w:color w:val="000000"/>
+                <w:sz w:val="20"/>
+                <w:szCs w:val="20"/>
+                <w:lang w:val="en-GB"/>
+              </w:rPr>
+              <w:t>system_parameters</w:t>
+            </w:r>
+            <w:proofErr w:type="spellEnd"/>
+            <w:r>
+              <w:rPr>
+                <w:rFonts w:ascii="Courier New" w:hAnsi="Courier New" w:cs="Courier New"/>
+                <w:color w:val="000000"/>
+                <w:sz w:val="20"/>
+                <w:szCs w:val="20"/>
+                <w:lang w:val="en-GB"/>
+              </w:rPr>
+              <w:t xml:space="preserve"> </w:t>
+            </w:r>
+            <w:r>
+              <w:rPr>
+                <w:rFonts w:ascii="Courier New" w:hAnsi="Courier New" w:cs="Courier New"/>
+                <w:b/>
+                <w:bCs/>
+                <w:color w:val="0000FF"/>
+                <w:sz w:val="20"/>
+                <w:szCs w:val="20"/>
+                <w:lang w:val="en-GB"/>
+              </w:rPr>
+              <w:t>where</w:t>
+            </w:r>
+            <w:r>
+              <w:rPr>
+                <w:rFonts w:ascii="Courier New" w:hAnsi="Courier New" w:cs="Courier New"/>
+                <w:color w:val="000000"/>
+                <w:sz w:val="20"/>
+                <w:szCs w:val="20"/>
+                <w:lang w:val="en-GB"/>
+              </w:rPr>
+              <w:t xml:space="preserve"> </w:t>
+            </w:r>
+            <w:r>
+              <w:rPr>
+                <w:rFonts w:ascii="Courier New" w:hAnsi="Courier New" w:cs="Courier New"/>
+                <w:b/>
+                <w:bCs/>
+                <w:color w:val="800080"/>
+                <w:sz w:val="20"/>
+                <w:szCs w:val="20"/>
+                <w:lang w:val="en-GB"/>
+              </w:rPr>
+              <w:t>name</w:t>
+            </w:r>
+            <w:r>
+              <w:rPr>
+                <w:rFonts w:ascii="Courier New" w:hAnsi="Courier New" w:cs="Courier New"/>
+                <w:color w:val="000000"/>
+                <w:sz w:val="20"/>
+                <w:szCs w:val="20"/>
+                <w:lang w:val="en-GB"/>
+              </w:rPr>
+              <w:t xml:space="preserve"> = </w:t>
+            </w:r>
+            <w:r>
+              <w:rPr>
+                <w:rFonts w:ascii="Courier New" w:hAnsi="Courier New" w:cs="Courier New"/>
+                <w:color w:val="FF0000"/>
+                <w:sz w:val="20"/>
+                <w:szCs w:val="20"/>
+                <w:lang w:val="en-GB"/>
+              </w:rPr>
+              <w:t>'ACTION_ON_NO_PERMISSION'</w:t>
+            </w:r>
+            <w:r>
+              <w:rPr>
+                <w:rFonts w:ascii="Courier New" w:hAnsi="Courier New" w:cs="Courier New"/>
+                <w:color w:val="000000"/>
+                <w:sz w:val="20"/>
+                <w:szCs w:val="20"/>
+                <w:lang w:val="en-GB"/>
+              </w:rPr>
+              <w:t>;</w:t>
+            </w:r>
+          </w:p>
+          <w:p>
+            <w:pPr>
+              <w:tabs>
+                <w:tab w:val="left" w:pos="916"/>
+                <w:tab w:val="left" w:pos="1832"/>
+                <w:tab w:val="left" w:pos="2748"/>
+                <w:tab w:val="left" w:pos="3664"/>
+                <w:tab w:val="left" w:pos="4580"/>
+                <w:tab w:val="left" w:pos="5496"/>
+                <w:tab w:val="left" w:pos="6412"/>
+                <w:tab w:val="left" w:pos="7328"/>
+                <w:tab w:val="left" w:pos="8244"/>
+                <w:tab w:val="left" w:pos="9160"/>
+                <w:tab w:val="left" w:pos="10076"/>
+                <w:tab w:val="left" w:pos="10992"/>
+                <w:tab w:val="left" w:pos="11908"/>
+                <w:tab w:val="left" w:pos="12824"/>
+                <w:tab w:val="left" w:pos="13740"/>
+                <w:tab w:val="left" w:pos="14656"/>
+              </w:tabs>
+              <w:rPr>
+                <w:rFonts w:ascii="Courier New" w:hAnsi="Courier New" w:cs="Courier New"/>
+                <w:color w:val="000000"/>
+                <w:sz w:val="20"/>
+                <w:szCs w:val="20"/>
+                <w:lang w:val="en-GB"/>
+              </w:rPr>
+            </w:pPr>
+            <w:r>
+              <w:rPr>
+                <w:rFonts w:ascii="Courier New" w:hAnsi="Courier New" w:cs="Courier New"/>
+                <w:b/>
+                <w:bCs/>
+                <w:color w:val="0000FF"/>
+                <w:sz w:val="20"/>
+                <w:szCs w:val="20"/>
+                <w:lang w:val="en-GB"/>
+              </w:rPr>
+              <w:t>INSERT</w:t>
+            </w:r>
+            <w:r>
+              <w:rPr>
+                <w:rFonts w:ascii="Courier New" w:hAnsi="Courier New" w:cs="Courier New"/>
+                <w:color w:val="000000"/>
+                <w:sz w:val="20"/>
+                <w:szCs w:val="20"/>
+                <w:lang w:val="en-GB"/>
+              </w:rPr>
+              <w:t xml:space="preserve"> </w:t>
+            </w:r>
+            <w:r>
+              <w:rPr>
+                <w:rFonts w:ascii="Courier New" w:hAnsi="Courier New" w:cs="Courier New"/>
+                <w:b/>
+                <w:bCs/>
+                <w:color w:val="0000FF"/>
+                <w:sz w:val="20"/>
+                <w:szCs w:val="20"/>
+                <w:lang w:val="en-GB"/>
+              </w:rPr>
+              <w:t>INTO</w:t>
+            </w:r>
+            <w:r>
+              <w:rPr>
+                <w:rFonts w:ascii="Courier New" w:hAnsi="Courier New" w:cs="Courier New"/>
+                <w:color w:val="000000"/>
+                <w:sz w:val="20"/>
+                <w:szCs w:val="20"/>
+                <w:lang w:val="en-GB"/>
+              </w:rPr>
+              <w:t xml:space="preserve"> </w:t>
+            </w:r>
+            <w:proofErr w:type="spellStart"/>
+            <w:r>
+              <w:rPr>
+                <w:rFonts w:ascii="Courier New" w:hAnsi="Courier New" w:cs="Courier New"/>
+                <w:color w:val="000000"/>
+                <w:sz w:val="20"/>
+                <w:szCs w:val="20"/>
+                <w:lang w:val="en-GB"/>
+              </w:rPr>
+              <w:t>system_parameters</w:t>
+            </w:r>
+            <w:proofErr w:type="spellEnd"/>
+            <w:r>
+              <w:rPr>
+                <w:rFonts w:ascii="Courier New" w:hAnsi="Courier New" w:cs="Courier New"/>
+                <w:color w:val="000000"/>
+                <w:sz w:val="20"/>
+                <w:szCs w:val="20"/>
+                <w:lang w:val="en-GB"/>
+              </w:rPr>
+              <w:t xml:space="preserve"> (</w:t>
+            </w:r>
+            <w:proofErr w:type="spellStart"/>
+            <w:r>
+              <w:rPr>
+                <w:rFonts w:ascii="Courier New" w:hAnsi="Courier New" w:cs="Courier New"/>
+                <w:b/>
+                <w:bCs/>
+                <w:color w:val="800080"/>
+                <w:sz w:val="20"/>
+                <w:szCs w:val="20"/>
+                <w:lang w:val="en-GB"/>
+              </w:rPr>
+              <w:t>name</w:t>
+            </w:r>
+            <w:r>
+              <w:rPr>
+                <w:rFonts w:ascii="Courier New" w:hAnsi="Courier New" w:cs="Courier New"/>
+                <w:color w:val="000000"/>
+                <w:sz w:val="20"/>
+                <w:szCs w:val="20"/>
+                <w:lang w:val="en-GB"/>
+              </w:rPr>
+              <w:t>,</w:t>
+            </w:r>
+            <w:r>
+              <w:rPr>
+                <w:rFonts w:ascii="Courier New" w:hAnsi="Courier New" w:cs="Courier New"/>
+                <w:b/>
+                <w:bCs/>
+                <w:color w:val="000000"/>
+                <w:sz w:val="20"/>
+                <w:szCs w:val="20"/>
+                <w:lang w:val="en-GB"/>
+              </w:rPr>
+              <w:t>value</w:t>
+            </w:r>
+            <w:proofErr w:type="spellEnd"/>
+            <w:r>
+              <w:rPr>
+                <w:rFonts w:ascii="Courier New" w:hAnsi="Courier New" w:cs="Courier New"/>
+                <w:color w:val="000000"/>
+                <w:sz w:val="20"/>
+                <w:szCs w:val="20"/>
+                <w:lang w:val="en-GB"/>
+              </w:rPr>
+              <w:t xml:space="preserve">) </w:t>
+            </w:r>
+            <w:r>
+              <w:rPr>
+                <w:rFonts w:ascii="Courier New" w:hAnsi="Courier New" w:cs="Courier New"/>
+                <w:b/>
+                <w:bCs/>
+                <w:color w:val="0000FF"/>
+                <w:sz w:val="20"/>
+                <w:szCs w:val="20"/>
+                <w:lang w:val="en-GB"/>
+              </w:rPr>
+              <w:t>VALUES</w:t>
+            </w:r>
+            <w:r>
+              <w:rPr>
+                <w:rFonts w:ascii="Courier New" w:hAnsi="Courier New" w:cs="Courier New"/>
+                <w:color w:val="000000"/>
+                <w:sz w:val="20"/>
+                <w:szCs w:val="20"/>
+                <w:lang w:val="en-GB"/>
+              </w:rPr>
+              <w:t xml:space="preserve"> (</w:t>
+            </w:r>
+            <w:r>
+              <w:rPr>
+                <w:rFonts w:ascii="Courier New" w:hAnsi="Courier New" w:cs="Courier New"/>
+                <w:color w:val="FF0000"/>
+                <w:sz w:val="20"/>
+                <w:szCs w:val="20"/>
+                <w:lang w:val="en-GB"/>
+              </w:rPr>
+              <w:t>'ACTION_ON_NO_PERMISSION'</w:t>
+            </w:r>
+            <w:r>
+              <w:rPr>
+                <w:rFonts w:ascii="Courier New" w:hAnsi="Courier New" w:cs="Courier New"/>
+                <w:color w:val="000000"/>
+                <w:sz w:val="20"/>
+                <w:szCs w:val="20"/>
+                <w:lang w:val="en-GB"/>
+              </w:rPr>
+              <w:t xml:space="preserve">, </w:t>
+            </w:r>
+            <w:r>
+              <w:rPr>
+                <w:rFonts w:ascii="Courier New" w:hAnsi="Courier New" w:cs="Courier New"/>
+                <w:color w:val="FF0000"/>
+                <w:sz w:val="20"/>
+                <w:szCs w:val="20"/>
+                <w:lang w:val="en-GB"/>
+              </w:rPr>
+              <w:t>'SKIP'</w:t>
+            </w:r>
+            <w:r>
+              <w:rPr>
+                <w:rFonts w:ascii="Courier New" w:hAnsi="Courier New" w:cs="Courier New"/>
+                <w:color w:val="000000"/>
+                <w:sz w:val="20"/>
+                <w:szCs w:val="20"/>
+                <w:lang w:val="en-GB"/>
+              </w:rPr>
+              <w:t>);</w:t>
+            </w:r>
+          </w:p>
+          <w:p>
+            <w:pPr>
+              <w:tabs>
+                <w:tab w:val="left" w:pos="916"/>
+                <w:tab w:val="left" w:pos="1832"/>
+                <w:tab w:val="left" w:pos="2748"/>
+                <w:tab w:val="left" w:pos="3664"/>
+                <w:tab w:val="left" w:pos="4580"/>
+                <w:tab w:val="left" w:pos="5496"/>
+                <w:tab w:val="left" w:pos="6412"/>
+                <w:tab w:val="left" w:pos="7328"/>
+                <w:tab w:val="left" w:pos="8244"/>
+                <w:tab w:val="left" w:pos="9160"/>
+                <w:tab w:val="left" w:pos="10076"/>
+                <w:tab w:val="left" w:pos="10992"/>
+                <w:tab w:val="left" w:pos="11908"/>
+                <w:tab w:val="left" w:pos="12824"/>
+                <w:tab w:val="left" w:pos="13740"/>
+                <w:tab w:val="left" w:pos="14656"/>
+              </w:tabs>
+              <w:rPr>
+                <w:rFonts w:ascii="Courier New" w:hAnsi="Courier New" w:cs="Courier New"/>
+                <w:color w:val="000000"/>
+                <w:sz w:val="20"/>
+                <w:szCs w:val="20"/>
+              </w:rPr>
+            </w:pPr>
+            <w:proofErr w:type="spellStart"/>
+            <w:r>
+              <w:rPr>
+                <w:rFonts w:ascii="Courier New" w:hAnsi="Courier New" w:cs="Courier New"/>
+                <w:b/>
+                <w:bCs/>
+                <w:color w:val="800080"/>
+                <w:sz w:val="20"/>
+                <w:szCs w:val="20"/>
+              </w:rPr>
+              <w:t>commit</w:t>
+            </w:r>
+            <w:proofErr w:type="spellEnd"/>
+            <w:r>
+              <w:rPr>
+                <w:rFonts w:ascii="Courier New" w:hAnsi="Courier New" w:cs="Courier New"/>
+                <w:color w:val="000000"/>
+                <w:sz w:val="20"/>
+                <w:szCs w:val="20"/>
+              </w:rPr>
+              <w:t>;</w:t>
+            </w:r>
+          </w:p>
+          <w:p>
+            <w:pPr>
+              <w:tabs>
+                <w:tab w:val="left" w:pos="916"/>
+                <w:tab w:val="left" w:pos="1832"/>
+                <w:tab w:val="left" w:pos="2748"/>
+                <w:tab w:val="left" w:pos="3664"/>
+                <w:tab w:val="left" w:pos="4580"/>
+                <w:tab w:val="left" w:pos="5496"/>
+                <w:tab w:val="left" w:pos="6412"/>
+                <w:tab w:val="left" w:pos="7328"/>
+                <w:tab w:val="left" w:pos="8244"/>
+                <w:tab w:val="left" w:pos="9160"/>
+                <w:tab w:val="left" w:pos="10076"/>
+                <w:tab w:val="left" w:pos="10992"/>
+                <w:tab w:val="left" w:pos="11908"/>
+                <w:tab w:val="left" w:pos="12824"/>
+                <w:tab w:val="left" w:pos="13740"/>
+                <w:tab w:val="left" w:pos="14656"/>
+              </w:tabs>
+              <w:rPr>
+                <w:rFonts w:ascii="Courier New" w:hAnsi="Courier New" w:cs="Courier New"/>
+                <w:color w:val="000000"/>
+                <w:sz w:val="20"/>
+                <w:szCs w:val="20"/>
+              </w:rPr>
+            </w:pPr>
+            <w:r>
+              <w:rPr>
+                <w:rFonts w:ascii="Courier New" w:hAnsi="Courier New" w:cs="Courier New"/>
+                <w:b/>
+                <w:bCs/>
+                <w:color w:val="800080"/>
+                <w:sz w:val="20"/>
+                <w:szCs w:val="20"/>
+              </w:rPr>
+              <w:t>end</w:t>
+            </w:r>
+            <w:r>
+              <w:rPr>
+                <w:rFonts w:ascii="Courier New" w:hAnsi="Courier New" w:cs="Courier New"/>
+                <w:color w:val="000000"/>
+                <w:sz w:val="20"/>
+                <w:szCs w:val="20"/>
+              </w:rPr>
+              <w:t>;</w:t>
+            </w:r>
+          </w:p>
+        </w:tc>
+      </w:tr>
+    </w:tbl>
+    <w:p/>
+    <w:p/>
+    <w:p>
+      <w:pPr>
+        <w:pStyle w:val="Nagwek3"/>
+      </w:pPr>
+      <w:bookmarkStart w:id="43" w:name="_Toc226851780"/>
+      <w:r>
         <w:t>Planiści i użytkownicy zewnętrzni</w:t>
       </w:r>
       <w:bookmarkEnd w:id="40"/>
       <w:bookmarkEnd w:id="41"/>
-      <w:bookmarkEnd w:id="42"/>
+      <w:bookmarkEnd w:id="43"/>
     </w:p>
     <w:p>
       <w:pPr>
@@ -10565,6 +11787,7 @@
               <w:spacing w:line="276" w:lineRule="auto"/>
             </w:pPr>
             <w:r>
+              <w:lastRenderedPageBreak/>
               <w:t>Funkcjonalność</w:t>
             </w:r>
           </w:p>
@@ -10704,11 +11927,7 @@
               <w:spacing w:line="276" w:lineRule="auto"/>
             </w:pPr>
             <w:r>
-              <w:t xml:space="preserve">Uprawnienia dla planistów definiuje się poprzez wskazanie, którzy wykładowcy, grupy i zasoby </w:t>
-            </w:r>
-            <w:r>
-              <w:lastRenderedPageBreak/>
-              <w:t>mają być dostępnie dla planistów. Można również tworzyć grupy uprawnień (tzw. autoryzacje) i przyporządkowywać je do planistów. Szczegółowa procedura nadawania uprawnień dla etatowych planistów opisuje odrębny rozdział podręcznika użytkownika.</w:t>
+              <w:t>Uprawnienia dla planistów definiuje się poprzez wskazanie, którzy wykładowcy, grupy i zasoby mają być dostępnie dla planistów. Można również tworzyć grupy uprawnień (tzw. autoryzacje) i przyporządkowywać je do planistów. Szczegółowa procedura nadawania uprawnień dla etatowych planistów opisuje odrębny rozdział podręcznika użytkownika.</w:t>
             </w:r>
           </w:p>
         </w:tc>
@@ -10724,12 +11943,7 @@
               </w:rPr>
             </w:pPr>
             <w:r>
-              <w:lastRenderedPageBreak/>
-              <w:t xml:space="preserve">Procedura nadawania uprawnień dla użytkowników zewnętrznych została opisana poniżej w </w:t>
-            </w:r>
-            <w:r>
-              <w:lastRenderedPageBreak/>
-              <w:t xml:space="preserve">sekcji </w:t>
+              <w:t xml:space="preserve">Procedura nadawania uprawnień dla użytkowników zewnętrznych została opisana poniżej w sekcji </w:t>
             </w:r>
             <w:r>
               <w:rPr>
@@ -10763,7 +11977,6 @@
               <w:spacing w:line="276" w:lineRule="auto"/>
             </w:pPr>
             <w:r>
-              <w:lastRenderedPageBreak/>
               <w:t>Kiedy można planować zajęcia</w:t>
             </w:r>
           </w:p>
@@ -10813,7 +12026,11 @@
               <w:spacing w:line="276" w:lineRule="auto"/>
             </w:pPr>
             <w:r>
-              <w:t>Czy użytkownik może tworzyć rekordy o wykładowcach, grupach i zasobach ?</w:t>
+              <w:t xml:space="preserve">Czy użytkownik może </w:t>
+            </w:r>
+            <w:r>
+              <w:lastRenderedPageBreak/>
+              <w:t>tworzyć rekordy o wykładowcach, grupach i zasobach ?</w:t>
             </w:r>
           </w:p>
         </w:tc>
@@ -10826,6 +12043,7 @@
               <w:spacing w:line="276" w:lineRule="auto"/>
             </w:pPr>
             <w:r>
+              <w:lastRenderedPageBreak/>
               <w:t>Tak</w:t>
             </w:r>
           </w:p>
@@ -10854,6 +12072,7 @@
               <w:spacing w:line="276" w:lineRule="auto"/>
             </w:pPr>
             <w:r>
+              <w:lastRenderedPageBreak/>
               <w:t>Jakie funkcjonują mechanizmy regulujące równoczesną pracę ?</w:t>
             </w:r>
           </w:p>
@@ -10986,11 +12205,7 @@
               <w:spacing w:line="276" w:lineRule="auto"/>
             </w:pPr>
             <w:r>
-              <w:t xml:space="preserve">Profesjonalny. Złożony interfejs użytkownika, </w:t>
-            </w:r>
-            <w:r>
-              <w:lastRenderedPageBreak/>
-              <w:t>pozwalający na sprawne planowanie zajęć, wymagający obycia z Aplikacją.</w:t>
+              <w:t>Profesjonalny. Złożony interfejs użytkownika, pozwalający na sprawne planowanie zajęć, wymagający obycia z Aplikacją.</w:t>
             </w:r>
           </w:p>
         </w:tc>
@@ -11003,12 +12218,7 @@
               <w:spacing w:line="276" w:lineRule="auto"/>
             </w:pPr>
             <w:r>
-              <w:lastRenderedPageBreak/>
-              <w:t xml:space="preserve">Prosty interfejs pozwalający na zaplanowanie zajęć w </w:t>
-            </w:r>
-            <w:r>
-              <w:lastRenderedPageBreak/>
-              <w:t>sposób intuicyjny.</w:t>
+              <w:t>Prosty interfejs pozwalający na zaplanowanie zajęć w sposób intuicyjny.</w:t>
             </w:r>
           </w:p>
         </w:tc>
@@ -11029,15 +12239,15 @@
         <w:pStyle w:val="Nagwek2"/>
         <w:spacing w:line="276" w:lineRule="auto"/>
       </w:pPr>
-      <w:bookmarkStart w:id="43" w:name="_Toc503604164"/>
-      <w:bookmarkStart w:id="44" w:name="_Toc101825918"/>
-      <w:bookmarkStart w:id="45" w:name="_Toc212841102"/>
+      <w:bookmarkStart w:id="44" w:name="_Toc503604164"/>
+      <w:bookmarkStart w:id="45" w:name="_Toc101825918"/>
+      <w:bookmarkStart w:id="46" w:name="_Toc226851781"/>
       <w:r>
         <w:t>Delegowanie planowania zajęć</w:t>
       </w:r>
-      <w:bookmarkEnd w:id="43"/>
       <w:bookmarkEnd w:id="44"/>
       <w:bookmarkEnd w:id="45"/>
+      <w:bookmarkEnd w:id="46"/>
     </w:p>
     <w:p>
       <w:pPr>
@@ -11087,6 +12297,7 @@
         <w:jc w:val="both"/>
       </w:pPr>
       <w:r>
+        <w:lastRenderedPageBreak/>
         <w:t>Planista może w</w:t>
       </w:r>
       <w:r>
@@ -11284,7 +12495,6 @@
           <w:noProof/>
           <w:lang w:eastAsia="pl-PL"/>
         </w:rPr>
-        <w:lastRenderedPageBreak/>
         <w:drawing>
           <wp:inline distT="0" distB="0" distL="0" distR="0" wp14:anchorId="31F3B0FE" wp14:editId="6CD9BE03">
             <wp:extent cx="5972810" cy="2461895"/>
@@ -11332,15 +12542,15 @@
       <w:pPr>
         <w:pStyle w:val="Podtytu"/>
       </w:pPr>
-      <w:bookmarkStart w:id="46" w:name="_Toc473487275"/>
-      <w:bookmarkStart w:id="47" w:name="_Toc503604165"/>
-      <w:bookmarkStart w:id="48" w:name="_Toc101825919"/>
+      <w:bookmarkStart w:id="47" w:name="_Toc473487275"/>
+      <w:bookmarkStart w:id="48" w:name="_Toc503604165"/>
+      <w:bookmarkStart w:id="49" w:name="_Toc101825919"/>
       <w:r>
         <w:t>Konfiguracja</w:t>
       </w:r>
-      <w:bookmarkEnd w:id="46"/>
       <w:bookmarkEnd w:id="47"/>
       <w:bookmarkEnd w:id="48"/>
+      <w:bookmarkEnd w:id="49"/>
     </w:p>
     <w:p>
       <w:pPr>
@@ -11355,13 +12565,14 @@
         <w:pStyle w:val="Nagwek4"/>
         <w:spacing w:line="276" w:lineRule="auto"/>
       </w:pPr>
-      <w:bookmarkStart w:id="49" w:name="_Toc473487276"/>
-      <w:bookmarkStart w:id="50" w:name="_Toc503604166"/>
-      <w:r>
+      <w:bookmarkStart w:id="50" w:name="_Toc473487276"/>
+      <w:bookmarkStart w:id="51" w:name="_Toc503604166"/>
+      <w:r>
+        <w:lastRenderedPageBreak/>
         <w:t>Definiowanie okna czasowego</w:t>
       </w:r>
-      <w:bookmarkEnd w:id="49"/>
       <w:bookmarkEnd w:id="50"/>
+      <w:bookmarkEnd w:id="51"/>
     </w:p>
     <w:p>
       <w:pPr>
@@ -11468,7 +12679,6 @@
           <w:noProof/>
           <w:lang w:eastAsia="pl-PL"/>
         </w:rPr>
-        <w:lastRenderedPageBreak/>
         <w:drawing>
           <wp:inline distT="0" distB="0" distL="0" distR="0" wp14:anchorId="75F58A12" wp14:editId="1921CFFF">
             <wp:extent cx="5022437" cy="3713698"/>
@@ -11516,13 +12726,13 @@
         <w:pStyle w:val="Nagwek4"/>
         <w:spacing w:line="276" w:lineRule="auto"/>
       </w:pPr>
-      <w:bookmarkStart w:id="51" w:name="_Toc473487277"/>
-      <w:bookmarkStart w:id="52" w:name="_Toc503604167"/>
+      <w:bookmarkStart w:id="52" w:name="_Toc473487277"/>
+      <w:bookmarkStart w:id="53" w:name="_Toc503604167"/>
       <w:r>
         <w:t>Założenie konta logowania dla osoby wyznaczonej</w:t>
       </w:r>
-      <w:bookmarkEnd w:id="51"/>
       <w:bookmarkEnd w:id="52"/>
+      <w:bookmarkEnd w:id="53"/>
     </w:p>
     <w:p>
       <w:pPr>
@@ -11640,6 +12850,7 @@
           <w:sz w:val="24"/>
           <w:szCs w:val="24"/>
         </w:rPr>
+        <w:lastRenderedPageBreak/>
         <w:t xml:space="preserve">Naciskamy przycisk </w:t>
       </w:r>
       <w:r>
@@ -12277,13 +13488,14 @@
         <w:pStyle w:val="Nagwek4"/>
         <w:spacing w:line="276" w:lineRule="auto"/>
       </w:pPr>
-      <w:bookmarkStart w:id="53" w:name="_Toc473487278"/>
-      <w:bookmarkStart w:id="54" w:name="_Toc503604168"/>
-      <w:r>
+      <w:bookmarkStart w:id="54" w:name="_Toc473487278"/>
+      <w:bookmarkStart w:id="55" w:name="_Toc503604168"/>
+      <w:r>
+        <w:lastRenderedPageBreak/>
         <w:t>Wskazanie osoby nadzorującej</w:t>
       </w:r>
-      <w:bookmarkEnd w:id="53"/>
       <w:bookmarkEnd w:id="54"/>
+      <w:bookmarkEnd w:id="55"/>
     </w:p>
     <w:p>
       <w:pPr>
@@ -12330,7 +13542,6 @@
           <w:noProof/>
           <w:lang w:eastAsia="pl-PL"/>
         </w:rPr>
-        <w:lastRenderedPageBreak/>
         <w:drawing>
           <wp:inline distT="0" distB="0" distL="0" distR="0" wp14:anchorId="07914F0C" wp14:editId="6C923814">
             <wp:extent cx="5760720" cy="1803670"/>
@@ -12386,8 +13597,8 @@
         <w:pStyle w:val="Nagwek4"/>
         <w:spacing w:line="276" w:lineRule="auto"/>
       </w:pPr>
-      <w:bookmarkStart w:id="55" w:name="_Toc473487279"/>
-      <w:bookmarkStart w:id="56" w:name="_Toc503604169"/>
+      <w:bookmarkStart w:id="56" w:name="_Toc473487279"/>
+      <w:bookmarkStart w:id="57" w:name="_Toc503604169"/>
       <w:r>
         <w:t xml:space="preserve">Nadanie dostęp do wykładowców, grup, </w:t>
       </w:r>
@@ -12395,8 +13606,8 @@
       <w:r>
         <w:t>sal</w:t>
       </w:r>
-      <w:bookmarkEnd w:id="55"/>
       <w:bookmarkEnd w:id="56"/>
+      <w:bookmarkEnd w:id="57"/>
       <w:proofErr w:type="spellEnd"/>
     </w:p>
     <w:p>
@@ -12535,22 +13746,23 @@
         <w:pStyle w:val="Nagwek2"/>
         <w:spacing w:line="276" w:lineRule="auto"/>
       </w:pPr>
-      <w:bookmarkStart w:id="57" w:name="_Toc101825921"/>
-      <w:bookmarkStart w:id="58" w:name="_Toc503604170"/>
-      <w:bookmarkStart w:id="59" w:name="_Toc212841103"/>
-      <w:r>
+      <w:bookmarkStart w:id="58" w:name="_Toc101825921"/>
+      <w:bookmarkStart w:id="59" w:name="_Toc503604170"/>
+      <w:bookmarkStart w:id="60" w:name="_Toc226851782"/>
+      <w:r>
+        <w:lastRenderedPageBreak/>
         <w:t>Inne wskazówki</w:t>
       </w:r>
-      <w:bookmarkEnd w:id="57"/>
-      <w:bookmarkEnd w:id="59"/>
+      <w:bookmarkEnd w:id="58"/>
+      <w:bookmarkEnd w:id="60"/>
     </w:p>
     <w:p>
       <w:pPr>
         <w:pStyle w:val="Nagwek3"/>
       </w:pPr>
-      <w:bookmarkStart w:id="60" w:name="_Toc101825920"/>
-      <w:bookmarkStart w:id="61" w:name="_Toc101825922"/>
-      <w:bookmarkStart w:id="62" w:name="_Toc212841104"/>
+      <w:bookmarkStart w:id="61" w:name="_Toc101825920"/>
+      <w:bookmarkStart w:id="62" w:name="_Toc101825922"/>
+      <w:bookmarkStart w:id="63" w:name="_Toc226851783"/>
       <w:proofErr w:type="spellStart"/>
       <w:r>
         <w:t>Autozapis</w:t>
@@ -12559,19 +13771,15 @@
       <w:r>
         <w:t xml:space="preserve"> danych</w:t>
       </w:r>
-      <w:bookmarkEnd w:id="60"/>
-      <w:bookmarkEnd w:id="62"/>
-    </w:p>
-    <w:p>
-      <w:pPr>
-        <w:spacing w:line="276" w:lineRule="auto"/>
-      </w:pPr>
-      <w:r>
-        <w:t xml:space="preserve">Wszelkie zmiany (wstawienie, skasowanie, modyfikacja) w rozkładach zapisywane są na trwałe w bazie danych po 20sekundach. Przed upływem 20 sekund zmiany można anulować </w:t>
-      </w:r>
-      <w:r>
-        <w:lastRenderedPageBreak/>
-        <w:t xml:space="preserve">za pomocą polecenia </w:t>
+      <w:bookmarkEnd w:id="61"/>
+      <w:bookmarkEnd w:id="63"/>
+    </w:p>
+    <w:p>
+      <w:pPr>
+        <w:spacing w:line="276" w:lineRule="auto"/>
+      </w:pPr>
+      <w:r>
+        <w:t xml:space="preserve">Wszelkie zmiany (wstawienie, skasowanie, modyfikacja) w rozkładach zapisywane są na trwałe w bazie danych po 20sekundach. Przed upływem 20 sekund zmiany można anulować za pomocą polecenia </w:t>
       </w:r>
       <w:r>
         <w:rPr>
@@ -12672,12 +13880,12 @@
         <w:pStyle w:val="Nagwek3"/>
         <w:spacing w:line="276" w:lineRule="auto"/>
       </w:pPr>
-      <w:bookmarkStart w:id="63" w:name="_Toc212841105"/>
+      <w:bookmarkStart w:id="64" w:name="_Toc226851784"/>
       <w:r>
         <w:t>Szybkie zamykanie okien</w:t>
       </w:r>
-      <w:bookmarkEnd w:id="61"/>
-      <w:bookmarkEnd w:id="63"/>
+      <w:bookmarkEnd w:id="62"/>
+      <w:bookmarkEnd w:id="64"/>
     </w:p>
     <w:p>
       <w:pPr>
@@ -12708,13 +13916,14 @@
         <w:pStyle w:val="Nagwek3"/>
         <w:spacing w:line="276" w:lineRule="auto"/>
       </w:pPr>
-      <w:bookmarkStart w:id="64" w:name="_Toc101825923"/>
-      <w:bookmarkStart w:id="65" w:name="_Toc212841106"/>
-      <w:r>
+      <w:bookmarkStart w:id="65" w:name="_Toc101825923"/>
+      <w:bookmarkStart w:id="66" w:name="_Toc226851785"/>
+      <w:r>
+        <w:lastRenderedPageBreak/>
         <w:t>Nazwa użytkownika</w:t>
       </w:r>
-      <w:bookmarkEnd w:id="64"/>
       <w:bookmarkEnd w:id="65"/>
+      <w:bookmarkEnd w:id="66"/>
     </w:p>
     <w:p>
       <w:pPr>
@@ -12752,7 +13961,6 @@
           <w:noProof/>
           <w:lang w:eastAsia="pl-PL"/>
         </w:rPr>
-        <w:lastRenderedPageBreak/>
         <w:drawing>
           <wp:inline distT="0" distB="0" distL="0" distR="0" wp14:anchorId="6D747893" wp14:editId="3BF49F3B">
             <wp:extent cx="3012471" cy="2320892"/>
@@ -12797,7 +14005,7 @@
         <w:jc w:val="both"/>
       </w:pPr>
     </w:p>
-    <w:bookmarkEnd w:id="58"/>
+    <w:bookmarkEnd w:id="59"/>
     <w:p>
       <w:pPr>
         <w:spacing w:line="276" w:lineRule="auto"/>
@@ -12907,7 +14115,7 @@
         <w:rStyle w:val="Numerstrony"/>
         <w:noProof/>
       </w:rPr>
-      <w:t>15</w:t>
+      <w:t>2</w:t>
     </w:r>
     <w:r>
       <w:rPr>
@@ -13752,6 +14960,119 @@
     </w:lvl>
   </w:abstractNum>
   <w:abstractNum w:abstractNumId="8">
+    <w:nsid w:val="4DF45624"/>
+    <w:multiLevelType w:val="hybridMultilevel"/>
+    <w:tmpl w:val="E4449C7E"/>
+    <w:lvl w:ilvl="0" w:tplc="04150001">
+      <w:start w:val="1"/>
+      <w:numFmt w:val="bullet"/>
+      <w:lvlText w:val=""/>
+      <w:lvlJc w:val="left"/>
+      <w:pPr>
+        <w:ind w:left="720" w:hanging="360"/>
+      </w:pPr>
+      <w:rPr>
+        <w:rFonts w:ascii="Symbol" w:hAnsi="Symbol" w:hint="default"/>
+      </w:rPr>
+    </w:lvl>
+    <w:lvl w:ilvl="1" w:tplc="04150003" w:tentative="1">
+      <w:start w:val="1"/>
+      <w:numFmt w:val="bullet"/>
+      <w:lvlText w:val="o"/>
+      <w:lvlJc w:val="left"/>
+      <w:pPr>
+        <w:ind w:left="1440" w:hanging="360"/>
+      </w:pPr>
+      <w:rPr>
+        <w:rFonts w:ascii="Courier New" w:hAnsi="Courier New" w:cs="Courier New" w:hint="default"/>
+      </w:rPr>
+    </w:lvl>
+    <w:lvl w:ilvl="2" w:tplc="04150005" w:tentative="1">
+      <w:start w:val="1"/>
+      <w:numFmt w:val="bullet"/>
+      <w:lvlText w:val=""/>
+      <w:lvlJc w:val="left"/>
+      <w:pPr>
+        <w:ind w:left="2160" w:hanging="360"/>
+      </w:pPr>
+      <w:rPr>
+        <w:rFonts w:ascii="Wingdings" w:hAnsi="Wingdings" w:hint="default"/>
+      </w:rPr>
+    </w:lvl>
+    <w:lvl w:ilvl="3" w:tplc="04150001" w:tentative="1">
+      <w:start w:val="1"/>
+      <w:numFmt w:val="bullet"/>
+      <w:lvlText w:val=""/>
+      <w:lvlJc w:val="left"/>
+      <w:pPr>
+        <w:ind w:left="2880" w:hanging="360"/>
+      </w:pPr>
+      <w:rPr>
+        <w:rFonts w:ascii="Symbol" w:hAnsi="Symbol" w:hint="default"/>
+      </w:rPr>
+    </w:lvl>
+    <w:lvl w:ilvl="4" w:tplc="04150003" w:tentative="1">
+      <w:start w:val="1"/>
+      <w:numFmt w:val="bullet"/>
+      <w:lvlText w:val="o"/>
+      <w:lvlJc w:val="left"/>
+      <w:pPr>
+        <w:ind w:left="3600" w:hanging="360"/>
+      </w:pPr>
+      <w:rPr>
+        <w:rFonts w:ascii="Courier New" w:hAnsi="Courier New" w:cs="Courier New" w:hint="default"/>
+      </w:rPr>
+    </w:lvl>
+    <w:lvl w:ilvl="5" w:tplc="04150005" w:tentative="1">
+      <w:start w:val="1"/>
+      <w:numFmt w:val="bullet"/>
+      <w:lvlText w:val=""/>
+      <w:lvlJc w:val="left"/>
+      <w:pPr>
+        <w:ind w:left="4320" w:hanging="360"/>
+      </w:pPr>
+      <w:rPr>
+        <w:rFonts w:ascii="Wingdings" w:hAnsi="Wingdings" w:hint="default"/>
+      </w:rPr>
+    </w:lvl>
+    <w:lvl w:ilvl="6" w:tplc="04150001" w:tentative="1">
+      <w:start w:val="1"/>
+      <w:numFmt w:val="bullet"/>
+      <w:lvlText w:val=""/>
+      <w:lvlJc w:val="left"/>
+      <w:pPr>
+        <w:ind w:left="5040" w:hanging="360"/>
+      </w:pPr>
+      <w:rPr>
+        <w:rFonts w:ascii="Symbol" w:hAnsi="Symbol" w:hint="default"/>
+      </w:rPr>
+    </w:lvl>
+    <w:lvl w:ilvl="7" w:tplc="04150003" w:tentative="1">
+      <w:start w:val="1"/>
+      <w:numFmt w:val="bullet"/>
+      <w:lvlText w:val="o"/>
+      <w:lvlJc w:val="left"/>
+      <w:pPr>
+        <w:ind w:left="5760" w:hanging="360"/>
+      </w:pPr>
+      <w:rPr>
+        <w:rFonts w:ascii="Courier New" w:hAnsi="Courier New" w:cs="Courier New" w:hint="default"/>
+      </w:rPr>
+    </w:lvl>
+    <w:lvl w:ilvl="8" w:tplc="04150005" w:tentative="1">
+      <w:start w:val="1"/>
+      <w:numFmt w:val="bullet"/>
+      <w:lvlText w:val=""/>
+      <w:lvlJc w:val="left"/>
+      <w:pPr>
+        <w:ind w:left="6480" w:hanging="360"/>
+      </w:pPr>
+      <w:rPr>
+        <w:rFonts w:ascii="Wingdings" w:hAnsi="Wingdings" w:hint="default"/>
+      </w:rPr>
+    </w:lvl>
+  </w:abstractNum>
+  <w:abstractNum w:abstractNumId="9">
     <w:nsid w:val="4EC06B4B"/>
     <w:multiLevelType w:val="hybridMultilevel"/>
     <w:tmpl w:val="E9F2783A"/>
@@ -13891,7 +15212,7 @@
       </w:rPr>
     </w:lvl>
   </w:abstractNum>
-  <w:abstractNum w:abstractNumId="9">
+  <w:abstractNum w:abstractNumId="10">
     <w:nsid w:val="538D190E"/>
     <w:multiLevelType w:val="hybridMultilevel"/>
     <w:tmpl w:val="BAD8958C"/>
@@ -13977,7 +15298,7 @@
       </w:pPr>
     </w:lvl>
   </w:abstractNum>
-  <w:abstractNum w:abstractNumId="10">
+  <w:abstractNum w:abstractNumId="11">
     <w:nsid w:val="59E74AE8"/>
     <w:multiLevelType w:val="multilevel"/>
     <w:tmpl w:val="45F4EEEA"/>
@@ -14124,7 +15445,7 @@
       </w:rPr>
     </w:lvl>
   </w:abstractNum>
-  <w:abstractNum w:abstractNumId="11">
+  <w:abstractNum w:abstractNumId="12">
     <w:nsid w:val="5BE413D7"/>
     <w:multiLevelType w:val="hybridMultilevel"/>
     <w:tmpl w:val="BE0417B6"/>
@@ -14237,7 +15558,7 @@
       </w:rPr>
     </w:lvl>
   </w:abstractNum>
-  <w:abstractNum w:abstractNumId="12">
+  <w:abstractNum w:abstractNumId="13">
     <w:nsid w:val="5C015B36"/>
     <w:multiLevelType w:val="hybridMultilevel"/>
     <w:tmpl w:val="F186596E"/>
@@ -14377,7 +15698,7 @@
       </w:rPr>
     </w:lvl>
   </w:abstractNum>
-  <w:abstractNum w:abstractNumId="13">
+  <w:abstractNum w:abstractNumId="14">
     <w:nsid w:val="625C2429"/>
     <w:multiLevelType w:val="multilevel"/>
     <w:tmpl w:val="0415001F"/>
@@ -14491,7 +15812,7 @@
       </w:pPr>
     </w:lvl>
   </w:abstractNum>
-  <w:abstractNum w:abstractNumId="14">
+  <w:abstractNum w:abstractNumId="15">
     <w:nsid w:val="6321447C"/>
     <w:multiLevelType w:val="hybridMultilevel"/>
     <w:tmpl w:val="23F01F44"/>
@@ -14580,7 +15901,7 @@
       </w:pPr>
     </w:lvl>
   </w:abstractNum>
-  <w:abstractNum w:abstractNumId="15">
+  <w:abstractNum w:abstractNumId="16">
     <w:nsid w:val="6FF138A5"/>
     <w:multiLevelType w:val="hybridMultilevel"/>
     <w:tmpl w:val="A5961B32"/>
@@ -14693,7 +16014,7 @@
       </w:rPr>
     </w:lvl>
   </w:abstractNum>
-  <w:abstractNum w:abstractNumId="16">
+  <w:abstractNum w:abstractNumId="17">
     <w:nsid w:val="768F2A1A"/>
     <w:multiLevelType w:val="hybridMultilevel"/>
     <w:tmpl w:val="A17A6AAA"/>
@@ -14833,7 +16154,7 @@
       </w:rPr>
     </w:lvl>
   </w:abstractNum>
-  <w:abstractNum w:abstractNumId="17">
+  <w:abstractNum w:abstractNumId="18">
     <w:nsid w:val="799B75D9"/>
     <w:multiLevelType w:val="hybridMultilevel"/>
     <w:tmpl w:val="D0B8A6F0"/>
@@ -14973,7 +16294,7 @@
       </w:rPr>
     </w:lvl>
   </w:abstractNum>
-  <w:abstractNum w:abstractNumId="18">
+  <w:abstractNum w:abstractNumId="19">
     <w:nsid w:val="7F147292"/>
     <w:multiLevelType w:val="hybridMultilevel"/>
     <w:tmpl w:val="1D464988"/>
@@ -15086,7 +16407,7 @@
       </w:rPr>
     </w:lvl>
   </w:abstractNum>
-  <w:abstractNum w:abstractNumId="19">
+  <w:abstractNum w:abstractNumId="20">
     <w:nsid w:val="7FE12916"/>
     <w:multiLevelType w:val="hybridMultilevel"/>
     <w:tmpl w:val="CC60F408"/>
@@ -15176,10 +16497,10 @@
     </w:lvl>
   </w:abstractNum>
   <w:num w:numId="1">
-    <w:abstractNumId w:val="17"/>
+    <w:abstractNumId w:val="18"/>
   </w:num>
   <w:num w:numId="2">
-    <w:abstractNumId w:val="16"/>
+    <w:abstractNumId w:val="17"/>
   </w:num>
   <w:num w:numId="3">
     <w:abstractNumId w:val="2"/>
@@ -15191,34 +16512,34 @@
     <w:abstractNumId w:val="0"/>
   </w:num>
   <w:num w:numId="6">
-    <w:abstractNumId w:val="10"/>
+    <w:abstractNumId w:val="11"/>
   </w:num>
   <w:num w:numId="7">
+    <w:abstractNumId w:val="14"/>
+  </w:num>
+  <w:num w:numId="8">
+    <w:abstractNumId w:val="9"/>
+  </w:num>
+  <w:num w:numId="9">
     <w:abstractNumId w:val="13"/>
   </w:num>
-  <w:num w:numId="8">
-    <w:abstractNumId w:val="8"/>
-  </w:num>
-  <w:num w:numId="9">
-    <w:abstractNumId w:val="12"/>
-  </w:num>
   <w:num w:numId="10">
-    <w:abstractNumId w:val="9"/>
+    <w:abstractNumId w:val="10"/>
   </w:num>
   <w:num w:numId="11">
     <w:abstractNumId w:val="5"/>
   </w:num>
   <w:num w:numId="12">
-    <w:abstractNumId w:val="14"/>
+    <w:abstractNumId w:val="15"/>
   </w:num>
   <w:num w:numId="13">
-    <w:abstractNumId w:val="18"/>
+    <w:abstractNumId w:val="19"/>
   </w:num>
   <w:num w:numId="14">
-    <w:abstractNumId w:val="19"/>
+    <w:abstractNumId w:val="20"/>
   </w:num>
   <w:num w:numId="15">
-    <w:abstractNumId w:val="10"/>
+    <w:abstractNumId w:val="11"/>
     <w:lvlOverride w:ilvl="0">
       <w:startOverride w:val="1"/>
     </w:lvlOverride>
@@ -15248,7 +16569,7 @@
     </w:lvlOverride>
   </w:num>
   <w:num w:numId="16">
-    <w:abstractNumId w:val="11"/>
+    <w:abstractNumId w:val="12"/>
   </w:num>
   <w:num w:numId="17">
     <w:abstractNumId w:val="4"/>
@@ -15257,10 +16578,10 @@
     <w:abstractNumId w:val="7"/>
   </w:num>
   <w:num w:numId="19">
-    <w:abstractNumId w:val="15"/>
+    <w:abstractNumId w:val="16"/>
   </w:num>
   <w:num w:numId="20">
-    <w:abstractNumId w:val="10"/>
+    <w:abstractNumId w:val="11"/>
     <w:lvlOverride w:ilvl="0">
       <w:startOverride w:val="1"/>
     </w:lvlOverride>
@@ -15294,6 +16615,9 @@
   </w:num>
   <w:num w:numId="22">
     <w:abstractNumId w:val="3"/>
+  </w:num>
+  <w:num w:numId="23">
+    <w:abstractNumId w:val="8"/>
   </w:num>
   <w:numIdMacAtCleanup w:val="20"/>
 </w:numbering>
@@ -18365,7 +19689,7 @@
 </file>
 
 <file path=customXml/itemProps1.xml><?xml version="1.0" encoding="utf-8"?>
-<ds:datastoreItem xmlns:ds="http://schemas.openxmlformats.org/officeDocument/2006/customXml" ds:itemID="{7FCEAECE-E9B1-4249-8DED-C55D091ED044}">
+<ds:datastoreItem xmlns:ds="http://schemas.openxmlformats.org/officeDocument/2006/customXml" ds:itemID="{5F8A10A4-1546-4E14-80F4-26064E720BD0}">
   <ds:schemaRefs>
     <ds:schemaRef ds:uri="http://schemas.openxmlformats.org/officeDocument/2006/bibliography"/>
   </ds:schemaRefs>
